--- a/Change-Management-Plan.docx
+++ b/Change-Management-Plan.docx
@@ -1634,9 +1634,9 @@
         </w:tblBorders>
       </w:tblPr>
       <w:tblGrid>
-        <w:gridCol w:w="464"/>
-        <w:gridCol w:w="6323"/>
-        <w:gridCol w:w="2233"/>
+        <w:gridCol w:w="1670"/>
+        <w:gridCol w:w="5148"/>
+        <w:gridCol w:w="2202"/>
       </w:tblGrid>
       <w:tr>
         <w:trPr>
@@ -1644,7 +1644,7 @@
         </w:trPr>
         <w:tc>
           <w:tcPr>
-            <w:tcW w:type="dxa" w:w="464"/>
+            <w:tcW w:type="dxa" w:w="1670"/>
             <w:shd w:fill="EDEDED" w:val="clear"/>
             <w:tcMar>
               <w:top w:type="dxa" w:w="60"/>
@@ -1670,7 +1670,7 @@
         </w:tc>
         <w:tc>
           <w:tcPr>
-            <w:tcW w:type="dxa" w:w="6323"/>
+            <w:tcW w:type="dxa" w:w="5148"/>
             <w:shd w:fill="EDEDED" w:val="clear"/>
             <w:tcMar>
               <w:top w:type="dxa" w:w="60"/>
@@ -1696,7 +1696,7 @@
         </w:tc>
         <w:tc>
           <w:tcPr>
-            <w:tcW w:type="dxa" w:w="2233"/>
+            <w:tcW w:type="dxa" w:w="2202"/>
             <w:shd w:fill="EDEDED" w:val="clear"/>
             <w:tcMar>
               <w:top w:type="dxa" w:w="60"/>
@@ -1724,7 +1724,7 @@
       <w:tr>
         <w:tc>
           <w:tcPr>
-            <w:tcW w:type="dxa" w:w="464"/>
+            <w:tcW w:type="dxa" w:w="1670"/>
             <w:tcMar>
               <w:top w:type="dxa" w:w="60"/>
               <w:left w:type="dxa" w:w="100"/>
@@ -1749,7 +1749,7 @@
         </w:tc>
         <w:tc>
           <w:tcPr>
-            <w:tcW w:type="dxa" w:w="6323"/>
+            <w:tcW w:type="dxa" w:w="5148"/>
             <w:tcMar>
               <w:top w:type="dxa" w:w="60"/>
               <w:left w:type="dxa" w:w="100"/>
@@ -1774,7 +1774,7 @@
         </w:tc>
         <w:tc>
           <w:tcPr>
-            <w:tcW w:type="dxa" w:w="2233"/>
+            <w:tcW w:type="dxa" w:w="2202"/>
             <w:tcMar>
               <w:top w:type="dxa" w:w="60"/>
               <w:left w:type="dxa" w:w="100"/>
@@ -1801,7 +1801,7 @@
       <w:tr>
         <w:tc>
           <w:tcPr>
-            <w:tcW w:type="dxa" w:w="464"/>
+            <w:tcW w:type="dxa" w:w="1670"/>
             <w:tcMar>
               <w:top w:type="dxa" w:w="60"/>
               <w:left w:type="dxa" w:w="100"/>
@@ -1826,7 +1826,7 @@
         </w:tc>
         <w:tc>
           <w:tcPr>
-            <w:tcW w:type="dxa" w:w="6323"/>
+            <w:tcW w:type="dxa" w:w="5148"/>
             <w:tcMar>
               <w:top w:type="dxa" w:w="60"/>
               <w:left w:type="dxa" w:w="100"/>
@@ -1851,7 +1851,7 @@
         </w:tc>
         <w:tc>
           <w:tcPr>
-            <w:tcW w:type="dxa" w:w="2233"/>
+            <w:tcW w:type="dxa" w:w="2202"/>
             <w:tcMar>
               <w:top w:type="dxa" w:w="60"/>
               <w:left w:type="dxa" w:w="100"/>
@@ -1878,7 +1878,7 @@
       <w:tr>
         <w:tc>
           <w:tcPr>
-            <w:tcW w:type="dxa" w:w="464"/>
+            <w:tcW w:type="dxa" w:w="1670"/>
             <w:tcMar>
               <w:top w:type="dxa" w:w="60"/>
               <w:left w:type="dxa" w:w="100"/>
@@ -1903,7 +1903,7 @@
         </w:tc>
         <w:tc>
           <w:tcPr>
-            <w:tcW w:type="dxa" w:w="6323"/>
+            <w:tcW w:type="dxa" w:w="5148"/>
             <w:tcMar>
               <w:top w:type="dxa" w:w="60"/>
               <w:left w:type="dxa" w:w="100"/>
@@ -1928,7 +1928,7 @@
         </w:tc>
         <w:tc>
           <w:tcPr>
-            <w:tcW w:type="dxa" w:w="2233"/>
+            <w:tcW w:type="dxa" w:w="2202"/>
             <w:tcMar>
               <w:top w:type="dxa" w:w="60"/>
               <w:left w:type="dxa" w:w="100"/>
@@ -1955,7 +1955,7 @@
       <w:tr>
         <w:tc>
           <w:tcPr>
-            <w:tcW w:type="dxa" w:w="464"/>
+            <w:tcW w:type="dxa" w:w="1670"/>
             <w:tcMar>
               <w:top w:type="dxa" w:w="60"/>
               <w:left w:type="dxa" w:w="100"/>
@@ -1980,7 +1980,7 @@
         </w:tc>
         <w:tc>
           <w:tcPr>
-            <w:tcW w:type="dxa" w:w="6323"/>
+            <w:tcW w:type="dxa" w:w="5148"/>
             <w:tcMar>
               <w:top w:type="dxa" w:w="60"/>
               <w:left w:type="dxa" w:w="100"/>
@@ -2005,7 +2005,7 @@
         </w:tc>
         <w:tc>
           <w:tcPr>
-            <w:tcW w:type="dxa" w:w="2233"/>
+            <w:tcW w:type="dxa" w:w="2202"/>
             <w:tcMar>
               <w:top w:type="dxa" w:w="60"/>
               <w:left w:type="dxa" w:w="100"/>
@@ -2032,7 +2032,7 @@
       <w:tr>
         <w:tc>
           <w:tcPr>
-            <w:tcW w:type="dxa" w:w="464"/>
+            <w:tcW w:type="dxa" w:w="1670"/>
             <w:tcMar>
               <w:top w:type="dxa" w:w="60"/>
               <w:left w:type="dxa" w:w="100"/>
@@ -2057,7 +2057,7 @@
         </w:tc>
         <w:tc>
           <w:tcPr>
-            <w:tcW w:type="dxa" w:w="6323"/>
+            <w:tcW w:type="dxa" w:w="5148"/>
             <w:tcMar>
               <w:top w:type="dxa" w:w="60"/>
               <w:left w:type="dxa" w:w="100"/>
@@ -2082,7 +2082,7 @@
         </w:tc>
         <w:tc>
           <w:tcPr>
-            <w:tcW w:type="dxa" w:w="2233"/>
+            <w:tcW w:type="dxa" w:w="2202"/>
             <w:tcMar>
               <w:top w:type="dxa" w:w="60"/>
               <w:left w:type="dxa" w:w="100"/>
@@ -3111,9 +3111,9 @@
         </w:tblBorders>
       </w:tblPr>
       <w:tblGrid>
-        <w:gridCol w:w="895"/>
-        <w:gridCol w:w="6110"/>
-        <w:gridCol w:w="2015"/>
+        <w:gridCol w:w="1780"/>
+        <w:gridCol w:w="5130"/>
+        <w:gridCol w:w="2110"/>
       </w:tblGrid>
       <w:tr>
         <w:trPr>
@@ -3121,7 +3121,7 @@
         </w:trPr>
         <w:tc>
           <w:tcPr>
-            <w:tcW w:type="dxa" w:w="895"/>
+            <w:tcW w:type="dxa" w:w="1780"/>
             <w:shd w:fill="EDEDED" w:val="clear"/>
             <w:tcMar>
               <w:top w:type="dxa" w:w="60"/>
@@ -3147,7 +3147,7 @@
         </w:tc>
         <w:tc>
           <w:tcPr>
-            <w:tcW w:type="dxa" w:w="6110"/>
+            <w:tcW w:type="dxa" w:w="5130"/>
             <w:shd w:fill="EDEDED" w:val="clear"/>
             <w:tcMar>
               <w:top w:type="dxa" w:w="60"/>
@@ -3173,7 +3173,7 @@
         </w:tc>
         <w:tc>
           <w:tcPr>
-            <w:tcW w:type="dxa" w:w="2015"/>
+            <w:tcW w:type="dxa" w:w="2110"/>
             <w:shd w:fill="EDEDED" w:val="clear"/>
             <w:tcMar>
               <w:top w:type="dxa" w:w="60"/>
@@ -3201,7 +3201,7 @@
       <w:tr>
         <w:tc>
           <w:tcPr>
-            <w:tcW w:type="dxa" w:w="895"/>
+            <w:tcW w:type="dxa" w:w="1780"/>
             <w:tcMar>
               <w:top w:type="dxa" w:w="60"/>
               <w:left w:type="dxa" w:w="100"/>
@@ -3226,7 +3226,7 @@
         </w:tc>
         <w:tc>
           <w:tcPr>
-            <w:tcW w:type="dxa" w:w="6110"/>
+            <w:tcW w:type="dxa" w:w="5130"/>
             <w:tcMar>
               <w:top w:type="dxa" w:w="60"/>
               <w:left w:type="dxa" w:w="100"/>
@@ -3251,7 +3251,7 @@
         </w:tc>
         <w:tc>
           <w:tcPr>
-            <w:tcW w:type="dxa" w:w="2015"/>
+            <w:tcW w:type="dxa" w:w="2110"/>
             <w:tcMar>
               <w:top w:type="dxa" w:w="60"/>
               <w:left w:type="dxa" w:w="100"/>
@@ -3278,7 +3278,7 @@
       <w:tr>
         <w:tc>
           <w:tcPr>
-            <w:tcW w:type="dxa" w:w="895"/>
+            <w:tcW w:type="dxa" w:w="1780"/>
             <w:tcMar>
               <w:top w:type="dxa" w:w="60"/>
               <w:left w:type="dxa" w:w="100"/>
@@ -3303,7 +3303,7 @@
         </w:tc>
         <w:tc>
           <w:tcPr>
-            <w:tcW w:type="dxa" w:w="6110"/>
+            <w:tcW w:type="dxa" w:w="5130"/>
             <w:tcMar>
               <w:top w:type="dxa" w:w="60"/>
               <w:left w:type="dxa" w:w="100"/>
@@ -3328,7 +3328,7 @@
         </w:tc>
         <w:tc>
           <w:tcPr>
-            <w:tcW w:type="dxa" w:w="2015"/>
+            <w:tcW w:type="dxa" w:w="2110"/>
             <w:tcMar>
               <w:top w:type="dxa" w:w="60"/>
               <w:left w:type="dxa" w:w="100"/>
@@ -3355,7 +3355,7 @@
       <w:tr>
         <w:tc>
           <w:tcPr>
-            <w:tcW w:type="dxa" w:w="895"/>
+            <w:tcW w:type="dxa" w:w="1780"/>
             <w:tcMar>
               <w:top w:type="dxa" w:w="60"/>
               <w:left w:type="dxa" w:w="100"/>
@@ -3380,7 +3380,7 @@
         </w:tc>
         <w:tc>
           <w:tcPr>
-            <w:tcW w:type="dxa" w:w="6110"/>
+            <w:tcW w:type="dxa" w:w="5130"/>
             <w:tcMar>
               <w:top w:type="dxa" w:w="60"/>
               <w:left w:type="dxa" w:w="100"/>
@@ -3405,7 +3405,7 @@
         </w:tc>
         <w:tc>
           <w:tcPr>
-            <w:tcW w:type="dxa" w:w="2015"/>
+            <w:tcW w:type="dxa" w:w="2110"/>
             <w:tcMar>
               <w:top w:type="dxa" w:w="60"/>
               <w:left w:type="dxa" w:w="100"/>
@@ -3432,7 +3432,7 @@
       <w:tr>
         <w:tc>
           <w:tcPr>
-            <w:tcW w:type="dxa" w:w="895"/>
+            <w:tcW w:type="dxa" w:w="1780"/>
             <w:tcMar>
               <w:top w:type="dxa" w:w="60"/>
               <w:left w:type="dxa" w:w="100"/>
@@ -3457,7 +3457,7 @@
         </w:tc>
         <w:tc>
           <w:tcPr>
-            <w:tcW w:type="dxa" w:w="6110"/>
+            <w:tcW w:type="dxa" w:w="5130"/>
             <w:tcMar>
               <w:top w:type="dxa" w:w="60"/>
               <w:left w:type="dxa" w:w="100"/>
@@ -3482,7 +3482,7 @@
         </w:tc>
         <w:tc>
           <w:tcPr>
-            <w:tcW w:type="dxa" w:w="2015"/>
+            <w:tcW w:type="dxa" w:w="2110"/>
             <w:tcMar>
               <w:top w:type="dxa" w:w="60"/>
               <w:left w:type="dxa" w:w="100"/>
@@ -3509,7 +3509,7 @@
       <w:tr>
         <w:tc>
           <w:tcPr>
-            <w:tcW w:type="dxa" w:w="895"/>
+            <w:tcW w:type="dxa" w:w="1780"/>
             <w:tcMar>
               <w:top w:type="dxa" w:w="60"/>
               <w:left w:type="dxa" w:w="100"/>
@@ -3534,7 +3534,7 @@
         </w:tc>
         <w:tc>
           <w:tcPr>
-            <w:tcW w:type="dxa" w:w="6110"/>
+            <w:tcW w:type="dxa" w:w="5130"/>
             <w:tcMar>
               <w:top w:type="dxa" w:w="60"/>
               <w:left w:type="dxa" w:w="100"/>
@@ -3559,7 +3559,7 @@
         </w:tc>
         <w:tc>
           <w:tcPr>
-            <w:tcW w:type="dxa" w:w="2015"/>
+            <w:tcW w:type="dxa" w:w="2110"/>
             <w:tcMar>
               <w:top w:type="dxa" w:w="60"/>
               <w:left w:type="dxa" w:w="100"/>
@@ -3586,7 +3586,7 @@
       <w:tr>
         <w:tc>
           <w:tcPr>
-            <w:tcW w:type="dxa" w:w="895"/>
+            <w:tcW w:type="dxa" w:w="1780"/>
             <w:tcMar>
               <w:top w:type="dxa" w:w="60"/>
               <w:left w:type="dxa" w:w="100"/>
@@ -3611,7 +3611,7 @@
         </w:tc>
         <w:tc>
           <w:tcPr>
-            <w:tcW w:type="dxa" w:w="6110"/>
+            <w:tcW w:type="dxa" w:w="5130"/>
             <w:tcMar>
               <w:top w:type="dxa" w:w="60"/>
               <w:left w:type="dxa" w:w="100"/>
@@ -3636,7 +3636,7 @@
         </w:tc>
         <w:tc>
           <w:tcPr>
-            <w:tcW w:type="dxa" w:w="2015"/>
+            <w:tcW w:type="dxa" w:w="2110"/>
             <w:tcMar>
               <w:top w:type="dxa" w:w="60"/>
               <w:left w:type="dxa" w:w="100"/>
@@ -3758,10 +3758,10 @@
         </w:tblBorders>
       </w:tblPr>
       <w:tblGrid>
-        <w:gridCol w:w="1518"/>
-        <w:gridCol w:w="2586"/>
-        <w:gridCol w:w="3399"/>
-        <w:gridCol w:w="1517"/>
+        <w:gridCol w:w="1560"/>
+        <w:gridCol w:w="2559"/>
+        <w:gridCol w:w="3342"/>
+        <w:gridCol w:w="1559"/>
       </w:tblGrid>
       <w:tr>
         <w:trPr>
@@ -3769,7 +3769,7 @@
         </w:trPr>
         <w:tc>
           <w:tcPr>
-            <w:tcW w:type="dxa" w:w="1518"/>
+            <w:tcW w:type="dxa" w:w="1560"/>
             <w:shd w:fill="EDEDED" w:val="clear"/>
             <w:tcMar>
               <w:top w:type="dxa" w:w="60"/>
@@ -3795,7 +3795,7 @@
         </w:tc>
         <w:tc>
           <w:tcPr>
-            <w:tcW w:type="dxa" w:w="2586"/>
+            <w:tcW w:type="dxa" w:w="2559"/>
             <w:shd w:fill="EDEDED" w:val="clear"/>
             <w:tcMar>
               <w:top w:type="dxa" w:w="60"/>
@@ -3821,7 +3821,7 @@
         </w:tc>
         <w:tc>
           <w:tcPr>
-            <w:tcW w:type="dxa" w:w="3399"/>
+            <w:tcW w:type="dxa" w:w="3342"/>
             <w:shd w:fill="EDEDED" w:val="clear"/>
             <w:tcMar>
               <w:top w:type="dxa" w:w="60"/>
@@ -3847,7 +3847,7 @@
         </w:tc>
         <w:tc>
           <w:tcPr>
-            <w:tcW w:type="dxa" w:w="1517"/>
+            <w:tcW w:type="dxa" w:w="1559"/>
             <w:shd w:fill="EDEDED" w:val="clear"/>
             <w:tcMar>
               <w:top w:type="dxa" w:w="60"/>
@@ -3875,7 +3875,7 @@
       <w:tr>
         <w:tc>
           <w:tcPr>
-            <w:tcW w:type="dxa" w:w="1518"/>
+            <w:tcW w:type="dxa" w:w="1560"/>
             <w:tcMar>
               <w:top w:type="dxa" w:w="60"/>
               <w:left w:type="dxa" w:w="100"/>
@@ -3900,7 +3900,7 @@
         </w:tc>
         <w:tc>
           <w:tcPr>
-            <w:tcW w:type="dxa" w:w="2586"/>
+            <w:tcW w:type="dxa" w:w="2559"/>
             <w:tcMar>
               <w:top w:type="dxa" w:w="60"/>
               <w:left w:type="dxa" w:w="100"/>
@@ -3925,7 +3925,7 @@
         </w:tc>
         <w:tc>
           <w:tcPr>
-            <w:tcW w:type="dxa" w:w="3399"/>
+            <w:tcW w:type="dxa" w:w="3342"/>
             <w:tcMar>
               <w:top w:type="dxa" w:w="60"/>
               <w:left w:type="dxa" w:w="100"/>
@@ -3950,7 +3950,7 @@
         </w:tc>
         <w:tc>
           <w:tcPr>
-            <w:tcW w:type="dxa" w:w="1517"/>
+            <w:tcW w:type="dxa" w:w="1559"/>
             <w:tcMar>
               <w:top w:type="dxa" w:w="60"/>
               <w:left w:type="dxa" w:w="100"/>
@@ -3977,7 +3977,7 @@
       <w:tr>
         <w:tc>
           <w:tcPr>
-            <w:tcW w:type="dxa" w:w="1518"/>
+            <w:tcW w:type="dxa" w:w="1560"/>
             <w:tcMar>
               <w:top w:type="dxa" w:w="60"/>
               <w:left w:type="dxa" w:w="100"/>
@@ -4002,7 +4002,7 @@
         </w:tc>
         <w:tc>
           <w:tcPr>
-            <w:tcW w:type="dxa" w:w="2586"/>
+            <w:tcW w:type="dxa" w:w="2559"/>
             <w:tcMar>
               <w:top w:type="dxa" w:w="60"/>
               <w:left w:type="dxa" w:w="100"/>
@@ -4027,7 +4027,7 @@
         </w:tc>
         <w:tc>
           <w:tcPr>
-            <w:tcW w:type="dxa" w:w="3399"/>
+            <w:tcW w:type="dxa" w:w="3342"/>
             <w:tcMar>
               <w:top w:type="dxa" w:w="60"/>
               <w:left w:type="dxa" w:w="100"/>
@@ -4052,7 +4052,7 @@
         </w:tc>
         <w:tc>
           <w:tcPr>
-            <w:tcW w:type="dxa" w:w="1517"/>
+            <w:tcW w:type="dxa" w:w="1559"/>
             <w:tcMar>
               <w:top w:type="dxa" w:w="60"/>
               <w:left w:type="dxa" w:w="100"/>
@@ -4079,7 +4079,7 @@
       <w:tr>
         <w:tc>
           <w:tcPr>
-            <w:tcW w:type="dxa" w:w="1518"/>
+            <w:tcW w:type="dxa" w:w="1560"/>
             <w:tcMar>
               <w:top w:type="dxa" w:w="60"/>
               <w:left w:type="dxa" w:w="100"/>
@@ -4104,7 +4104,7 @@
         </w:tc>
         <w:tc>
           <w:tcPr>
-            <w:tcW w:type="dxa" w:w="2586"/>
+            <w:tcW w:type="dxa" w:w="2559"/>
             <w:tcMar>
               <w:top w:type="dxa" w:w="60"/>
               <w:left w:type="dxa" w:w="100"/>
@@ -4129,7 +4129,7 @@
         </w:tc>
         <w:tc>
           <w:tcPr>
-            <w:tcW w:type="dxa" w:w="3399"/>
+            <w:tcW w:type="dxa" w:w="3342"/>
             <w:tcMar>
               <w:top w:type="dxa" w:w="60"/>
               <w:left w:type="dxa" w:w="100"/>
@@ -4154,7 +4154,7 @@
         </w:tc>
         <w:tc>
           <w:tcPr>
-            <w:tcW w:type="dxa" w:w="1517"/>
+            <w:tcW w:type="dxa" w:w="1559"/>
             <w:tcMar>
               <w:top w:type="dxa" w:w="60"/>
               <w:left w:type="dxa" w:w="100"/>
@@ -4195,7 +4195,7 @@
       <w:tr>
         <w:tc>
           <w:tcPr>
-            <w:tcW w:type="dxa" w:w="1518"/>
+            <w:tcW w:type="dxa" w:w="1560"/>
             <w:tcMar>
               <w:top w:type="dxa" w:w="60"/>
               <w:left w:type="dxa" w:w="100"/>
@@ -4220,7 +4220,7 @@
         </w:tc>
         <w:tc>
           <w:tcPr>
-            <w:tcW w:type="dxa" w:w="2586"/>
+            <w:tcW w:type="dxa" w:w="2559"/>
             <w:tcMar>
               <w:top w:type="dxa" w:w="60"/>
               <w:left w:type="dxa" w:w="100"/>
@@ -4245,7 +4245,7 @@
         </w:tc>
         <w:tc>
           <w:tcPr>
-            <w:tcW w:type="dxa" w:w="3399"/>
+            <w:tcW w:type="dxa" w:w="3342"/>
             <w:tcMar>
               <w:top w:type="dxa" w:w="60"/>
               <w:left w:type="dxa" w:w="100"/>
@@ -4270,7 +4270,7 @@
         </w:tc>
         <w:tc>
           <w:tcPr>
-            <w:tcW w:type="dxa" w:w="1517"/>
+            <w:tcW w:type="dxa" w:w="1559"/>
             <w:tcMar>
               <w:top w:type="dxa" w:w="60"/>
               <w:left w:type="dxa" w:w="100"/>
@@ -4297,7 +4297,7 @@
       <w:tr>
         <w:tc>
           <w:tcPr>
-            <w:tcW w:type="dxa" w:w="1518"/>
+            <w:tcW w:type="dxa" w:w="1560"/>
             <w:tcMar>
               <w:top w:type="dxa" w:w="60"/>
               <w:left w:type="dxa" w:w="100"/>
@@ -4322,7 +4322,7 @@
         </w:tc>
         <w:tc>
           <w:tcPr>
-            <w:tcW w:type="dxa" w:w="2586"/>
+            <w:tcW w:type="dxa" w:w="2559"/>
             <w:tcMar>
               <w:top w:type="dxa" w:w="60"/>
               <w:left w:type="dxa" w:w="100"/>
@@ -4347,7 +4347,7 @@
         </w:tc>
         <w:tc>
           <w:tcPr>
-            <w:tcW w:type="dxa" w:w="3399"/>
+            <w:tcW w:type="dxa" w:w="3342"/>
             <w:tcMar>
               <w:top w:type="dxa" w:w="60"/>
               <w:left w:type="dxa" w:w="100"/>
@@ -4372,7 +4372,7 @@
         </w:tc>
         <w:tc>
           <w:tcPr>
-            <w:tcW w:type="dxa" w:w="1517"/>
+            <w:tcW w:type="dxa" w:w="1559"/>
             <w:tcMar>
               <w:top w:type="dxa" w:w="60"/>
               <w:left w:type="dxa" w:w="100"/>
@@ -4399,7 +4399,7 @@
       <w:tr>
         <w:tc>
           <w:tcPr>
-            <w:tcW w:type="dxa" w:w="1518"/>
+            <w:tcW w:type="dxa" w:w="1560"/>
             <w:tcMar>
               <w:top w:type="dxa" w:w="60"/>
               <w:left w:type="dxa" w:w="100"/>
@@ -4424,7 +4424,7 @@
         </w:tc>
         <w:tc>
           <w:tcPr>
-            <w:tcW w:type="dxa" w:w="2586"/>
+            <w:tcW w:type="dxa" w:w="2559"/>
             <w:tcMar>
               <w:top w:type="dxa" w:w="60"/>
               <w:left w:type="dxa" w:w="100"/>
@@ -4449,7 +4449,7 @@
         </w:tc>
         <w:tc>
           <w:tcPr>
-            <w:tcW w:type="dxa" w:w="3399"/>
+            <w:tcW w:type="dxa" w:w="3342"/>
             <w:tcMar>
               <w:top w:type="dxa" w:w="60"/>
               <w:left w:type="dxa" w:w="100"/>
@@ -4474,7 +4474,7 @@
         </w:tc>
         <w:tc>
           <w:tcPr>
-            <w:tcW w:type="dxa" w:w="1517"/>
+            <w:tcW w:type="dxa" w:w="1559"/>
             <w:tcMar>
               <w:top w:type="dxa" w:w="60"/>
               <w:left w:type="dxa" w:w="100"/>
@@ -4501,7 +4501,7 @@
       <w:tr>
         <w:tc>
           <w:tcPr>
-            <w:tcW w:type="dxa" w:w="1518"/>
+            <w:tcW w:type="dxa" w:w="1560"/>
             <w:tcMar>
               <w:top w:type="dxa" w:w="60"/>
               <w:left w:type="dxa" w:w="100"/>
@@ -4526,7 +4526,7 @@
         </w:tc>
         <w:tc>
           <w:tcPr>
-            <w:tcW w:type="dxa" w:w="2586"/>
+            <w:tcW w:type="dxa" w:w="2559"/>
             <w:tcMar>
               <w:top w:type="dxa" w:w="60"/>
               <w:left w:type="dxa" w:w="100"/>
@@ -4551,7 +4551,7 @@
         </w:tc>
         <w:tc>
           <w:tcPr>
-            <w:tcW w:type="dxa" w:w="3399"/>
+            <w:tcW w:type="dxa" w:w="3342"/>
             <w:tcMar>
               <w:top w:type="dxa" w:w="60"/>
               <w:left w:type="dxa" w:w="100"/>
@@ -4576,7 +4576,7 @@
         </w:tc>
         <w:tc>
           <w:tcPr>
-            <w:tcW w:type="dxa" w:w="1517"/>
+            <w:tcW w:type="dxa" w:w="1559"/>
             <w:tcMar>
               <w:top w:type="dxa" w:w="60"/>
               <w:left w:type="dxa" w:w="100"/>
@@ -4737,8 +4737,8 @@
         </w:tblBorders>
       </w:tblPr>
       <w:tblGrid>
-        <w:gridCol w:w="1671"/>
-        <w:gridCol w:w="7349"/>
+        <w:gridCol w:w="1780"/>
+        <w:gridCol w:w="7240"/>
       </w:tblGrid>
       <w:tr>
         <w:trPr>
@@ -4746,7 +4746,7 @@
         </w:trPr>
         <w:tc>
           <w:tcPr>
-            <w:tcW w:type="dxa" w:w="1671"/>
+            <w:tcW w:type="dxa" w:w="1780"/>
             <w:shd w:fill="EDEDED" w:val="clear"/>
             <w:tcMar>
               <w:top w:type="dxa" w:w="60"/>
@@ -4772,7 +4772,7 @@
         </w:tc>
         <w:tc>
           <w:tcPr>
-            <w:tcW w:type="dxa" w:w="7349"/>
+            <w:tcW w:type="dxa" w:w="7240"/>
             <w:shd w:fill="EDEDED" w:val="clear"/>
             <w:tcMar>
               <w:top w:type="dxa" w:w="60"/>
@@ -4800,7 +4800,7 @@
       <w:tr>
         <w:tc>
           <w:tcPr>
-            <w:tcW w:type="dxa" w:w="1671"/>
+            <w:tcW w:type="dxa" w:w="1780"/>
             <w:tcMar>
               <w:top w:type="dxa" w:w="60"/>
               <w:left w:type="dxa" w:w="100"/>
@@ -4825,7 +4825,7 @@
         </w:tc>
         <w:tc>
           <w:tcPr>
-            <w:tcW w:type="dxa" w:w="7349"/>
+            <w:tcW w:type="dxa" w:w="7240"/>
             <w:tcMar>
               <w:top w:type="dxa" w:w="60"/>
               <w:left w:type="dxa" w:w="100"/>
@@ -4852,7 +4852,7 @@
       <w:tr>
         <w:tc>
           <w:tcPr>
-            <w:tcW w:type="dxa" w:w="1671"/>
+            <w:tcW w:type="dxa" w:w="1780"/>
             <w:tcMar>
               <w:top w:type="dxa" w:w="60"/>
               <w:left w:type="dxa" w:w="100"/>
@@ -4877,7 +4877,7 @@
         </w:tc>
         <w:tc>
           <w:tcPr>
-            <w:tcW w:type="dxa" w:w="7349"/>
+            <w:tcW w:type="dxa" w:w="7240"/>
             <w:tcMar>
               <w:top w:type="dxa" w:w="60"/>
               <w:left w:type="dxa" w:w="100"/>
@@ -4904,7 +4904,7 @@
       <w:tr>
         <w:tc>
           <w:tcPr>
-            <w:tcW w:type="dxa" w:w="1671"/>
+            <w:tcW w:type="dxa" w:w="1780"/>
             <w:tcMar>
               <w:top w:type="dxa" w:w="60"/>
               <w:left w:type="dxa" w:w="100"/>
@@ -4929,7 +4929,7 @@
         </w:tc>
         <w:tc>
           <w:tcPr>
-            <w:tcW w:type="dxa" w:w="7349"/>
+            <w:tcW w:type="dxa" w:w="7240"/>
             <w:tcMar>
               <w:top w:type="dxa" w:w="60"/>
               <w:left w:type="dxa" w:w="100"/>
@@ -4956,7 +4956,7 @@
       <w:tr>
         <w:tc>
           <w:tcPr>
-            <w:tcW w:type="dxa" w:w="1671"/>
+            <w:tcW w:type="dxa" w:w="1780"/>
             <w:tcMar>
               <w:top w:type="dxa" w:w="60"/>
               <w:left w:type="dxa" w:w="100"/>
@@ -4981,7 +4981,7 @@
         </w:tc>
         <w:tc>
           <w:tcPr>
-            <w:tcW w:type="dxa" w:w="7349"/>
+            <w:tcW w:type="dxa" w:w="7240"/>
             <w:tcMar>
               <w:top w:type="dxa" w:w="60"/>
               <w:left w:type="dxa" w:w="100"/>
@@ -5008,7 +5008,7 @@
       <w:tr>
         <w:tc>
           <w:tcPr>
-            <w:tcW w:type="dxa" w:w="1671"/>
+            <w:tcW w:type="dxa" w:w="1780"/>
             <w:tcMar>
               <w:top w:type="dxa" w:w="60"/>
               <w:left w:type="dxa" w:w="100"/>
@@ -5033,7 +5033,7 @@
         </w:tc>
         <w:tc>
           <w:tcPr>
-            <w:tcW w:type="dxa" w:w="7349"/>
+            <w:tcW w:type="dxa" w:w="7240"/>
             <w:tcMar>
               <w:top w:type="dxa" w:w="60"/>
               <w:left w:type="dxa" w:w="100"/>
@@ -5078,7 +5078,7 @@
       <w:tr>
         <w:tc>
           <w:tcPr>
-            <w:tcW w:type="dxa" w:w="1671"/>
+            <w:tcW w:type="dxa" w:w="1780"/>
             <w:tcMar>
               <w:top w:type="dxa" w:w="60"/>
               <w:left w:type="dxa" w:w="100"/>
@@ -5103,7 +5103,7 @@
         </w:tc>
         <w:tc>
           <w:tcPr>
-            <w:tcW w:type="dxa" w:w="7349"/>
+            <w:tcW w:type="dxa" w:w="7240"/>
             <w:tcMar>
               <w:top w:type="dxa" w:w="60"/>
               <w:left w:type="dxa" w:w="100"/>
@@ -5707,9 +5707,9 @@
         </w:tblBorders>
       </w:tblPr>
       <w:tblGrid>
-        <w:gridCol w:w="1720"/>
-        <w:gridCol w:w="6161"/>
-        <w:gridCol w:w="1139"/>
+        <w:gridCol w:w="1780"/>
+        <w:gridCol w:w="5680"/>
+        <w:gridCol w:w="1560"/>
       </w:tblGrid>
       <w:tr>
         <w:trPr>
@@ -5717,7 +5717,7 @@
         </w:trPr>
         <w:tc>
           <w:tcPr>
-            <w:tcW w:type="dxa" w:w="1720"/>
+            <w:tcW w:type="dxa" w:w="1780"/>
             <w:shd w:fill="EDEDED" w:val="clear"/>
             <w:tcMar>
               <w:top w:type="dxa" w:w="60"/>
@@ -5743,7 +5743,7 @@
         </w:tc>
         <w:tc>
           <w:tcPr>
-            <w:tcW w:type="dxa" w:w="6161"/>
+            <w:tcW w:type="dxa" w:w="5680"/>
             <w:shd w:fill="EDEDED" w:val="clear"/>
             <w:tcMar>
               <w:top w:type="dxa" w:w="60"/>
@@ -5769,7 +5769,7 @@
         </w:tc>
         <w:tc>
           <w:tcPr>
-            <w:tcW w:type="dxa" w:w="1139"/>
+            <w:tcW w:type="dxa" w:w="1560"/>
             <w:shd w:fill="EDEDED" w:val="clear"/>
             <w:tcMar>
               <w:top w:type="dxa" w:w="60"/>
@@ -5797,7 +5797,7 @@
       <w:tr>
         <w:tc>
           <w:tcPr>
-            <w:tcW w:type="dxa" w:w="1720"/>
+            <w:tcW w:type="dxa" w:w="1780"/>
             <w:tcMar>
               <w:top w:type="dxa" w:w="60"/>
               <w:left w:type="dxa" w:w="100"/>
@@ -5822,7 +5822,7 @@
         </w:tc>
         <w:tc>
           <w:tcPr>
-            <w:tcW w:type="dxa" w:w="6161"/>
+            <w:tcW w:type="dxa" w:w="5680"/>
             <w:tcMar>
               <w:top w:type="dxa" w:w="60"/>
               <w:left w:type="dxa" w:w="100"/>
@@ -5847,7 +5847,7 @@
         </w:tc>
         <w:tc>
           <w:tcPr>
-            <w:tcW w:type="dxa" w:w="1139"/>
+            <w:tcW w:type="dxa" w:w="1560"/>
             <w:tcMar>
               <w:top w:type="dxa" w:w="60"/>
               <w:left w:type="dxa" w:w="100"/>
@@ -5874,7 +5874,7 @@
       <w:tr>
         <w:tc>
           <w:tcPr>
-            <w:tcW w:type="dxa" w:w="1720"/>
+            <w:tcW w:type="dxa" w:w="1780"/>
             <w:tcMar>
               <w:top w:type="dxa" w:w="60"/>
               <w:left w:type="dxa" w:w="100"/>
@@ -5899,7 +5899,7 @@
         </w:tc>
         <w:tc>
           <w:tcPr>
-            <w:tcW w:type="dxa" w:w="6161"/>
+            <w:tcW w:type="dxa" w:w="5680"/>
             <w:tcMar>
               <w:top w:type="dxa" w:w="60"/>
               <w:left w:type="dxa" w:w="100"/>
@@ -5924,7 +5924,7 @@
         </w:tc>
         <w:tc>
           <w:tcPr>
-            <w:tcW w:type="dxa" w:w="1139"/>
+            <w:tcW w:type="dxa" w:w="1560"/>
             <w:tcMar>
               <w:top w:type="dxa" w:w="60"/>
               <w:left w:type="dxa" w:w="100"/>
@@ -5951,7 +5951,7 @@
       <w:tr>
         <w:tc>
           <w:tcPr>
-            <w:tcW w:type="dxa" w:w="1720"/>
+            <w:tcW w:type="dxa" w:w="1780"/>
             <w:tcMar>
               <w:top w:type="dxa" w:w="60"/>
               <w:left w:type="dxa" w:w="100"/>
@@ -5976,7 +5976,7 @@
         </w:tc>
         <w:tc>
           <w:tcPr>
-            <w:tcW w:type="dxa" w:w="6161"/>
+            <w:tcW w:type="dxa" w:w="5680"/>
             <w:tcMar>
               <w:top w:type="dxa" w:w="60"/>
               <w:left w:type="dxa" w:w="100"/>
@@ -6001,7 +6001,7 @@
         </w:tc>
         <w:tc>
           <w:tcPr>
-            <w:tcW w:type="dxa" w:w="1139"/>
+            <w:tcW w:type="dxa" w:w="1560"/>
             <w:tcMar>
               <w:top w:type="dxa" w:w="60"/>
               <w:left w:type="dxa" w:w="100"/>
@@ -6028,7 +6028,7 @@
       <w:tr>
         <w:tc>
           <w:tcPr>
-            <w:tcW w:type="dxa" w:w="1720"/>
+            <w:tcW w:type="dxa" w:w="1780"/>
             <w:tcMar>
               <w:top w:type="dxa" w:w="60"/>
               <w:left w:type="dxa" w:w="100"/>
@@ -6053,7 +6053,7 @@
         </w:tc>
         <w:tc>
           <w:tcPr>
-            <w:tcW w:type="dxa" w:w="6161"/>
+            <w:tcW w:type="dxa" w:w="5680"/>
             <w:tcMar>
               <w:top w:type="dxa" w:w="60"/>
               <w:left w:type="dxa" w:w="100"/>
@@ -6078,7 +6078,7 @@
         </w:tc>
         <w:tc>
           <w:tcPr>
-            <w:tcW w:type="dxa" w:w="1139"/>
+            <w:tcW w:type="dxa" w:w="1560"/>
             <w:tcMar>
               <w:top w:type="dxa" w:w="60"/>
               <w:left w:type="dxa" w:w="100"/>
@@ -6105,7 +6105,7 @@
       <w:tr>
         <w:tc>
           <w:tcPr>
-            <w:tcW w:type="dxa" w:w="1720"/>
+            <w:tcW w:type="dxa" w:w="1780"/>
             <w:tcMar>
               <w:top w:type="dxa" w:w="60"/>
               <w:left w:type="dxa" w:w="100"/>
@@ -6130,7 +6130,7 @@
         </w:tc>
         <w:tc>
           <w:tcPr>
-            <w:tcW w:type="dxa" w:w="6161"/>
+            <w:tcW w:type="dxa" w:w="5680"/>
             <w:tcMar>
               <w:top w:type="dxa" w:w="60"/>
               <w:left w:type="dxa" w:w="100"/>
@@ -6155,7 +6155,7 @@
         </w:tc>
         <w:tc>
           <w:tcPr>
-            <w:tcW w:type="dxa" w:w="1139"/>
+            <w:tcW w:type="dxa" w:w="1560"/>
             <w:tcMar>
               <w:top w:type="dxa" w:w="60"/>
               <w:left w:type="dxa" w:w="100"/>
@@ -6196,7 +6196,7 @@
       <w:tr>
         <w:tc>
           <w:tcPr>
-            <w:tcW w:type="dxa" w:w="1720"/>
+            <w:tcW w:type="dxa" w:w="1780"/>
             <w:tcMar>
               <w:top w:type="dxa" w:w="60"/>
               <w:left w:type="dxa" w:w="100"/>
@@ -6221,7 +6221,7 @@
         </w:tc>
         <w:tc>
           <w:tcPr>
-            <w:tcW w:type="dxa" w:w="6161"/>
+            <w:tcW w:type="dxa" w:w="5680"/>
             <w:tcMar>
               <w:top w:type="dxa" w:w="60"/>
               <w:left w:type="dxa" w:w="100"/>
@@ -6246,7 +6246,7 @@
         </w:tc>
         <w:tc>
           <w:tcPr>
-            <w:tcW w:type="dxa" w:w="1139"/>
+            <w:tcW w:type="dxa" w:w="1560"/>
             <w:tcMar>
               <w:top w:type="dxa" w:w="60"/>
               <w:left w:type="dxa" w:w="100"/>
@@ -6273,7 +6273,7 @@
       <w:tr>
         <w:tc>
           <w:tcPr>
-            <w:tcW w:type="dxa" w:w="1720"/>
+            <w:tcW w:type="dxa" w:w="1780"/>
             <w:tcMar>
               <w:top w:type="dxa" w:w="60"/>
               <w:left w:type="dxa" w:w="100"/>
@@ -6298,7 +6298,7 @@
         </w:tc>
         <w:tc>
           <w:tcPr>
-            <w:tcW w:type="dxa" w:w="6161"/>
+            <w:tcW w:type="dxa" w:w="5680"/>
             <w:tcMar>
               <w:top w:type="dxa" w:w="60"/>
               <w:left w:type="dxa" w:w="100"/>
@@ -6323,7 +6323,7 @@
         </w:tc>
         <w:tc>
           <w:tcPr>
-            <w:tcW w:type="dxa" w:w="1139"/>
+            <w:tcW w:type="dxa" w:w="1560"/>
             <w:tcMar>
               <w:top w:type="dxa" w:w="60"/>
               <w:left w:type="dxa" w:w="100"/>
@@ -6350,7 +6350,7 @@
       <w:tr>
         <w:tc>
           <w:tcPr>
-            <w:tcW w:type="dxa" w:w="1720"/>
+            <w:tcW w:type="dxa" w:w="1780"/>
             <w:tcMar>
               <w:top w:type="dxa" w:w="60"/>
               <w:left w:type="dxa" w:w="100"/>
@@ -6375,7 +6375,7 @@
         </w:tc>
         <w:tc>
           <w:tcPr>
-            <w:tcW w:type="dxa" w:w="6161"/>
+            <w:tcW w:type="dxa" w:w="5680"/>
             <w:tcMar>
               <w:top w:type="dxa" w:w="60"/>
               <w:left w:type="dxa" w:w="100"/>
@@ -6400,7 +6400,7 @@
         </w:tc>
         <w:tc>
           <w:tcPr>
-            <w:tcW w:type="dxa" w:w="1139"/>
+            <w:tcW w:type="dxa" w:w="1560"/>
             <w:tcMar>
               <w:top w:type="dxa" w:w="60"/>
               <w:left w:type="dxa" w:w="100"/>
@@ -7383,10 +7383,10 @@
         </w:tblBorders>
       </w:tblPr>
       <w:tblGrid>
-        <w:gridCol w:w="3034"/>
-        <w:gridCol w:w="1006"/>
-        <w:gridCol w:w="4275"/>
-        <w:gridCol w:w="705"/>
+        <w:gridCol w:w="2634"/>
+        <w:gridCol w:w="1450"/>
+        <w:gridCol w:w="3597"/>
+        <w:gridCol w:w="1339"/>
       </w:tblGrid>
       <w:tr>
         <w:trPr>
@@ -7394,7 +7394,7 @@
         </w:trPr>
         <w:tc>
           <w:tcPr>
-            <w:tcW w:type="dxa" w:w="3034"/>
+            <w:tcW w:type="dxa" w:w="2634"/>
             <w:shd w:fill="EDEDED" w:val="clear"/>
             <w:tcMar>
               <w:top w:type="dxa" w:w="60"/>
@@ -7420,7 +7420,7 @@
         </w:tc>
         <w:tc>
           <w:tcPr>
-            <w:tcW w:type="dxa" w:w="1006"/>
+            <w:tcW w:type="dxa" w:w="1450"/>
             <w:shd w:fill="EDEDED" w:val="clear"/>
             <w:tcMar>
               <w:top w:type="dxa" w:w="60"/>
@@ -7446,7 +7446,7 @@
         </w:tc>
         <w:tc>
           <w:tcPr>
-            <w:tcW w:type="dxa" w:w="4275"/>
+            <w:tcW w:type="dxa" w:w="3597"/>
             <w:shd w:fill="EDEDED" w:val="clear"/>
             <w:tcMar>
               <w:top w:type="dxa" w:w="60"/>
@@ -7472,7 +7472,7 @@
         </w:tc>
         <w:tc>
           <w:tcPr>
-            <w:tcW w:type="dxa" w:w="705"/>
+            <w:tcW w:type="dxa" w:w="1339"/>
             <w:shd w:fill="EDEDED" w:val="clear"/>
             <w:tcMar>
               <w:top w:type="dxa" w:w="60"/>
@@ -7500,7 +7500,7 @@
       <w:tr>
         <w:tc>
           <w:tcPr>
-            <w:tcW w:type="dxa" w:w="3034"/>
+            <w:tcW w:type="dxa" w:w="2634"/>
             <w:tcMar>
               <w:top w:type="dxa" w:w="60"/>
               <w:left w:type="dxa" w:w="100"/>
@@ -7534,7 +7534,7 @@
         </w:tc>
         <w:tc>
           <w:tcPr>
-            <w:tcW w:type="dxa" w:w="1006"/>
+            <w:tcW w:type="dxa" w:w="1450"/>
             <w:tcMar>
               <w:top w:type="dxa" w:w="60"/>
               <w:left w:type="dxa" w:w="100"/>
@@ -7559,7 +7559,7 @@
         </w:tc>
         <w:tc>
           <w:tcPr>
-            <w:tcW w:type="dxa" w:w="4275"/>
+            <w:tcW w:type="dxa" w:w="3597"/>
             <w:tcMar>
               <w:top w:type="dxa" w:w="60"/>
               <w:left w:type="dxa" w:w="100"/>
@@ -7584,7 +7584,7 @@
         </w:tc>
         <w:tc>
           <w:tcPr>
-            <w:tcW w:type="dxa" w:w="705"/>
+            <w:tcW w:type="dxa" w:w="1339"/>
             <w:tcMar>
               <w:top w:type="dxa" w:w="60"/>
               <w:left w:type="dxa" w:w="100"/>
@@ -7611,7 +7611,7 @@
       <w:tr>
         <w:tc>
           <w:tcPr>
-            <w:tcW w:type="dxa" w:w="3034"/>
+            <w:tcW w:type="dxa" w:w="2634"/>
             <w:tcMar>
               <w:top w:type="dxa" w:w="60"/>
               <w:left w:type="dxa" w:w="100"/>
@@ -7645,7 +7645,7 @@
         </w:tc>
         <w:tc>
           <w:tcPr>
-            <w:tcW w:type="dxa" w:w="1006"/>
+            <w:tcW w:type="dxa" w:w="1450"/>
             <w:tcMar>
               <w:top w:type="dxa" w:w="60"/>
               <w:left w:type="dxa" w:w="100"/>
@@ -7670,7 +7670,7 @@
         </w:tc>
         <w:tc>
           <w:tcPr>
-            <w:tcW w:type="dxa" w:w="4275"/>
+            <w:tcW w:type="dxa" w:w="3597"/>
             <w:tcMar>
               <w:top w:type="dxa" w:w="60"/>
               <w:left w:type="dxa" w:w="100"/>
@@ -7695,7 +7695,7 @@
         </w:tc>
         <w:tc>
           <w:tcPr>
-            <w:tcW w:type="dxa" w:w="705"/>
+            <w:tcW w:type="dxa" w:w="1339"/>
             <w:tcMar>
               <w:top w:type="dxa" w:w="60"/>
               <w:left w:type="dxa" w:w="100"/>
@@ -7722,7 +7722,7 @@
       <w:tr>
         <w:tc>
           <w:tcPr>
-            <w:tcW w:type="dxa" w:w="3034"/>
+            <w:tcW w:type="dxa" w:w="2634"/>
             <w:tcMar>
               <w:top w:type="dxa" w:w="60"/>
               <w:left w:type="dxa" w:w="100"/>
@@ -7756,7 +7756,7 @@
         </w:tc>
         <w:tc>
           <w:tcPr>
-            <w:tcW w:type="dxa" w:w="1006"/>
+            <w:tcW w:type="dxa" w:w="1450"/>
             <w:tcMar>
               <w:top w:type="dxa" w:w="60"/>
               <w:left w:type="dxa" w:w="100"/>
@@ -7781,7 +7781,7 @@
         </w:tc>
         <w:tc>
           <w:tcPr>
-            <w:tcW w:type="dxa" w:w="4275"/>
+            <w:tcW w:type="dxa" w:w="3597"/>
             <w:tcMar>
               <w:top w:type="dxa" w:w="60"/>
               <w:left w:type="dxa" w:w="100"/>
@@ -7806,7 +7806,7 @@
         </w:tc>
         <w:tc>
           <w:tcPr>
-            <w:tcW w:type="dxa" w:w="705"/>
+            <w:tcW w:type="dxa" w:w="1339"/>
             <w:tcMar>
               <w:top w:type="dxa" w:w="60"/>
               <w:left w:type="dxa" w:w="100"/>
@@ -7833,7 +7833,7 @@
       <w:tr>
         <w:tc>
           <w:tcPr>
-            <w:tcW w:type="dxa" w:w="3034"/>
+            <w:tcW w:type="dxa" w:w="2634"/>
             <w:tcMar>
               <w:top w:type="dxa" w:w="60"/>
               <w:left w:type="dxa" w:w="100"/>
@@ -7867,7 +7867,7 @@
         </w:tc>
         <w:tc>
           <w:tcPr>
-            <w:tcW w:type="dxa" w:w="1006"/>
+            <w:tcW w:type="dxa" w:w="1450"/>
             <w:tcMar>
               <w:top w:type="dxa" w:w="60"/>
               <w:left w:type="dxa" w:w="100"/>
@@ -7892,7 +7892,7 @@
         </w:tc>
         <w:tc>
           <w:tcPr>
-            <w:tcW w:type="dxa" w:w="4275"/>
+            <w:tcW w:type="dxa" w:w="3597"/>
             <w:tcMar>
               <w:top w:type="dxa" w:w="60"/>
               <w:left w:type="dxa" w:w="100"/>
@@ -7940,7 +7940,7 @@
         </w:tc>
         <w:tc>
           <w:tcPr>
-            <w:tcW w:type="dxa" w:w="705"/>
+            <w:tcW w:type="dxa" w:w="1339"/>
             <w:tcMar>
               <w:top w:type="dxa" w:w="60"/>
               <w:left w:type="dxa" w:w="100"/>
@@ -8069,9 +8069,9 @@
         </w:tblBorders>
       </w:tblPr>
       <w:tblGrid>
-        <w:gridCol w:w="669"/>
-        <w:gridCol w:w="3946"/>
-        <w:gridCol w:w="4405"/>
+        <w:gridCol w:w="1230"/>
+        <w:gridCol w:w="3702"/>
+        <w:gridCol w:w="4088"/>
       </w:tblGrid>
       <w:tr>
         <w:trPr>
@@ -8079,7 +8079,7 @@
         </w:trPr>
         <w:tc>
           <w:tcPr>
-            <w:tcW w:type="dxa" w:w="669"/>
+            <w:tcW w:type="dxa" w:w="1230"/>
             <w:shd w:fill="EDEDED" w:val="clear"/>
             <w:tcMar>
               <w:top w:type="dxa" w:w="60"/>
@@ -8105,7 +8105,7 @@
         </w:tc>
         <w:tc>
           <w:tcPr>
-            <w:tcW w:type="dxa" w:w="3946"/>
+            <w:tcW w:type="dxa" w:w="3702"/>
             <w:shd w:fill="EDEDED" w:val="clear"/>
             <w:tcMar>
               <w:top w:type="dxa" w:w="60"/>
@@ -8131,7 +8131,7 @@
         </w:tc>
         <w:tc>
           <w:tcPr>
-            <w:tcW w:type="dxa" w:w="4405"/>
+            <w:tcW w:type="dxa" w:w="4088"/>
             <w:shd w:fill="EDEDED" w:val="clear"/>
             <w:tcMar>
               <w:top w:type="dxa" w:w="60"/>
@@ -8159,7 +8159,7 @@
       <w:tr>
         <w:tc>
           <w:tcPr>
-            <w:tcW w:type="dxa" w:w="669"/>
+            <w:tcW w:type="dxa" w:w="1230"/>
             <w:tcMar>
               <w:top w:type="dxa" w:w="60"/>
               <w:left w:type="dxa" w:w="100"/>
@@ -8184,7 +8184,7 @@
         </w:tc>
         <w:tc>
           <w:tcPr>
-            <w:tcW w:type="dxa" w:w="3946"/>
+            <w:tcW w:type="dxa" w:w="3702"/>
             <w:tcMar>
               <w:top w:type="dxa" w:w="60"/>
               <w:left w:type="dxa" w:w="100"/>
@@ -8209,7 +8209,7 @@
         </w:tc>
         <w:tc>
           <w:tcPr>
-            <w:tcW w:type="dxa" w:w="4405"/>
+            <w:tcW w:type="dxa" w:w="4088"/>
             <w:tcMar>
               <w:top w:type="dxa" w:w="60"/>
               <w:left w:type="dxa" w:w="100"/>
@@ -8236,7 +8236,7 @@
       <w:tr>
         <w:tc>
           <w:tcPr>
-            <w:tcW w:type="dxa" w:w="669"/>
+            <w:tcW w:type="dxa" w:w="1230"/>
             <w:tcMar>
               <w:top w:type="dxa" w:w="60"/>
               <w:left w:type="dxa" w:w="100"/>
@@ -8261,7 +8261,7 @@
         </w:tc>
         <w:tc>
           <w:tcPr>
-            <w:tcW w:type="dxa" w:w="3946"/>
+            <w:tcW w:type="dxa" w:w="3702"/>
             <w:tcMar>
               <w:top w:type="dxa" w:w="60"/>
               <w:left w:type="dxa" w:w="100"/>
@@ -8286,7 +8286,7 @@
         </w:tc>
         <w:tc>
           <w:tcPr>
-            <w:tcW w:type="dxa" w:w="4405"/>
+            <w:tcW w:type="dxa" w:w="4088"/>
             <w:tcMar>
               <w:top w:type="dxa" w:w="60"/>
               <w:left w:type="dxa" w:w="100"/>
@@ -8313,7 +8313,7 @@
       <w:tr>
         <w:tc>
           <w:tcPr>
-            <w:tcW w:type="dxa" w:w="669"/>
+            <w:tcW w:type="dxa" w:w="1230"/>
             <w:tcMar>
               <w:top w:type="dxa" w:w="60"/>
               <w:left w:type="dxa" w:w="100"/>
@@ -8338,7 +8338,7 @@
         </w:tc>
         <w:tc>
           <w:tcPr>
-            <w:tcW w:type="dxa" w:w="3946"/>
+            <w:tcW w:type="dxa" w:w="3702"/>
             <w:tcMar>
               <w:top w:type="dxa" w:w="60"/>
               <w:left w:type="dxa" w:w="100"/>
@@ -8363,7 +8363,7 @@
         </w:tc>
         <w:tc>
           <w:tcPr>
-            <w:tcW w:type="dxa" w:w="4405"/>
+            <w:tcW w:type="dxa" w:w="4088"/>
             <w:tcMar>
               <w:top w:type="dxa" w:w="60"/>
               <w:left w:type="dxa" w:w="100"/>
@@ -8390,7 +8390,7 @@
       <w:tr>
         <w:tc>
           <w:tcPr>
-            <w:tcW w:type="dxa" w:w="669"/>
+            <w:tcW w:type="dxa" w:w="1230"/>
             <w:tcMar>
               <w:top w:type="dxa" w:w="60"/>
               <w:left w:type="dxa" w:w="100"/>
@@ -8415,7 +8415,7 @@
         </w:tc>
         <w:tc>
           <w:tcPr>
-            <w:tcW w:type="dxa" w:w="3946"/>
+            <w:tcW w:type="dxa" w:w="3702"/>
             <w:tcMar>
               <w:top w:type="dxa" w:w="60"/>
               <w:left w:type="dxa" w:w="100"/>
@@ -8440,7 +8440,7 @@
         </w:tc>
         <w:tc>
           <w:tcPr>
-            <w:tcW w:type="dxa" w:w="4405"/>
+            <w:tcW w:type="dxa" w:w="4088"/>
             <w:tcMar>
               <w:top w:type="dxa" w:w="60"/>
               <w:left w:type="dxa" w:w="100"/>
@@ -8521,8 +8521,8 @@
         </w:tblBorders>
       </w:tblPr>
       <w:tblGrid>
-        <w:gridCol w:w="833"/>
-        <w:gridCol w:w="8187"/>
+        <w:gridCol w:w="1780"/>
+        <w:gridCol w:w="7240"/>
       </w:tblGrid>
       <w:tr>
         <w:trPr>
@@ -8530,7 +8530,7 @@
         </w:trPr>
         <w:tc>
           <w:tcPr>
-            <w:tcW w:type="dxa" w:w="833"/>
+            <w:tcW w:type="dxa" w:w="1780"/>
             <w:shd w:fill="EDEDED" w:val="clear"/>
             <w:tcMar>
               <w:top w:type="dxa" w:w="60"/>
@@ -8556,7 +8556,7 @@
         </w:tc>
         <w:tc>
           <w:tcPr>
-            <w:tcW w:type="dxa" w:w="8187"/>
+            <w:tcW w:type="dxa" w:w="7240"/>
             <w:shd w:fill="EDEDED" w:val="clear"/>
             <w:tcMar>
               <w:top w:type="dxa" w:w="60"/>
@@ -8584,7 +8584,7 @@
       <w:tr>
         <w:tc>
           <w:tcPr>
-            <w:tcW w:type="dxa" w:w="833"/>
+            <w:tcW w:type="dxa" w:w="1780"/>
             <w:tcMar>
               <w:top w:type="dxa" w:w="60"/>
               <w:left w:type="dxa" w:w="100"/>
@@ -8609,7 +8609,7 @@
         </w:tc>
         <w:tc>
           <w:tcPr>
-            <w:tcW w:type="dxa" w:w="8187"/>
+            <w:tcW w:type="dxa" w:w="7240"/>
             <w:tcMar>
               <w:top w:type="dxa" w:w="60"/>
               <w:left w:type="dxa" w:w="100"/>
@@ -8636,7 +8636,7 @@
       <w:tr>
         <w:tc>
           <w:tcPr>
-            <w:tcW w:type="dxa" w:w="833"/>
+            <w:tcW w:type="dxa" w:w="1780"/>
             <w:tcMar>
               <w:top w:type="dxa" w:w="60"/>
               <w:left w:type="dxa" w:w="100"/>
@@ -8661,7 +8661,7 @@
         </w:tc>
         <w:tc>
           <w:tcPr>
-            <w:tcW w:type="dxa" w:w="8187"/>
+            <w:tcW w:type="dxa" w:w="7240"/>
             <w:tcMar>
               <w:top w:type="dxa" w:w="60"/>
               <w:left w:type="dxa" w:w="100"/>
@@ -8688,7 +8688,7 @@
       <w:tr>
         <w:tc>
           <w:tcPr>
-            <w:tcW w:type="dxa" w:w="833"/>
+            <w:tcW w:type="dxa" w:w="1780"/>
             <w:tcMar>
               <w:top w:type="dxa" w:w="60"/>
               <w:left w:type="dxa" w:w="100"/>
@@ -8713,7 +8713,7 @@
         </w:tc>
         <w:tc>
           <w:tcPr>
-            <w:tcW w:type="dxa" w:w="8187"/>
+            <w:tcW w:type="dxa" w:w="7240"/>
             <w:tcMar>
               <w:top w:type="dxa" w:w="60"/>
               <w:left w:type="dxa" w:w="100"/>
@@ -8763,7 +8763,7 @@
       <w:tr>
         <w:tc>
           <w:tcPr>
-            <w:tcW w:type="dxa" w:w="833"/>
+            <w:tcW w:type="dxa" w:w="1780"/>
             <w:tcMar>
               <w:top w:type="dxa" w:w="60"/>
               <w:left w:type="dxa" w:w="100"/>
@@ -8788,7 +8788,7 @@
         </w:tc>
         <w:tc>
           <w:tcPr>
-            <w:tcW w:type="dxa" w:w="8187"/>
+            <w:tcW w:type="dxa" w:w="7240"/>
             <w:tcMar>
               <w:top w:type="dxa" w:w="60"/>
               <w:left w:type="dxa" w:w="100"/>
@@ -8815,7 +8815,7 @@
       <w:tr>
         <w:tc>
           <w:tcPr>
-            <w:tcW w:type="dxa" w:w="833"/>
+            <w:tcW w:type="dxa" w:w="1780"/>
             <w:tcMar>
               <w:top w:type="dxa" w:w="60"/>
               <w:left w:type="dxa" w:w="100"/>
@@ -8840,7 +8840,7 @@
         </w:tc>
         <w:tc>
           <w:tcPr>
-            <w:tcW w:type="dxa" w:w="8187"/>
+            <w:tcW w:type="dxa" w:w="7240"/>
             <w:tcMar>
               <w:top w:type="dxa" w:w="60"/>
               <w:left w:type="dxa" w:w="100"/>
@@ -8867,7 +8867,7 @@
       <w:tr>
         <w:tc>
           <w:tcPr>
-            <w:tcW w:type="dxa" w:w="833"/>
+            <w:tcW w:type="dxa" w:w="1780"/>
             <w:tcMar>
               <w:top w:type="dxa" w:w="60"/>
               <w:left w:type="dxa" w:w="100"/>
@@ -8892,7 +8892,7 @@
         </w:tc>
         <w:tc>
           <w:tcPr>
-            <w:tcW w:type="dxa" w:w="8187"/>
+            <w:tcW w:type="dxa" w:w="7240"/>
             <w:tcMar>
               <w:top w:type="dxa" w:w="60"/>
               <w:left w:type="dxa" w:w="100"/>
@@ -8919,7 +8919,7 @@
       <w:tr>
         <w:tc>
           <w:tcPr>
-            <w:tcW w:type="dxa" w:w="833"/>
+            <w:tcW w:type="dxa" w:w="1780"/>
             <w:tcMar>
               <w:top w:type="dxa" w:w="60"/>
               <w:left w:type="dxa" w:w="100"/>
@@ -8944,7 +8944,7 @@
         </w:tc>
         <w:tc>
           <w:tcPr>
-            <w:tcW w:type="dxa" w:w="8187"/>
+            <w:tcW w:type="dxa" w:w="7240"/>
             <w:tcMar>
               <w:top w:type="dxa" w:w="60"/>
               <w:left w:type="dxa" w:w="100"/>
@@ -9057,8 +9057,8 @@
         </w:tblBorders>
       </w:tblPr>
       <w:tblGrid>
-        <w:gridCol w:w="961"/>
-        <w:gridCol w:w="8059"/>
+        <w:gridCol w:w="1780"/>
+        <w:gridCol w:w="7240"/>
       </w:tblGrid>
       <w:tr>
         <w:trPr>
@@ -9066,7 +9066,7 @@
         </w:trPr>
         <w:tc>
           <w:tcPr>
-            <w:tcW w:type="dxa" w:w="961"/>
+            <w:tcW w:type="dxa" w:w="1780"/>
             <w:shd w:fill="EDEDED" w:val="clear"/>
             <w:tcMar>
               <w:top w:type="dxa" w:w="60"/>
@@ -9092,7 +9092,7 @@
         </w:tc>
         <w:tc>
           <w:tcPr>
-            <w:tcW w:type="dxa" w:w="8059"/>
+            <w:tcW w:type="dxa" w:w="7240"/>
             <w:shd w:fill="EDEDED" w:val="clear"/>
             <w:tcMar>
               <w:top w:type="dxa" w:w="60"/>
@@ -9120,7 +9120,7 @@
       <w:tr>
         <w:tc>
           <w:tcPr>
-            <w:tcW w:type="dxa" w:w="961"/>
+            <w:tcW w:type="dxa" w:w="1780"/>
             <w:tcMar>
               <w:top w:type="dxa" w:w="60"/>
               <w:left w:type="dxa" w:w="100"/>
@@ -9145,7 +9145,7 @@
         </w:tc>
         <w:tc>
           <w:tcPr>
-            <w:tcW w:type="dxa" w:w="8059"/>
+            <w:tcW w:type="dxa" w:w="7240"/>
             <w:tcMar>
               <w:top w:type="dxa" w:w="60"/>
               <w:left w:type="dxa" w:w="100"/>
@@ -9172,7 +9172,7 @@
       <w:tr>
         <w:tc>
           <w:tcPr>
-            <w:tcW w:type="dxa" w:w="961"/>
+            <w:tcW w:type="dxa" w:w="1780"/>
             <w:tcMar>
               <w:top w:type="dxa" w:w="60"/>
               <w:left w:type="dxa" w:w="100"/>
@@ -9197,7 +9197,7 @@
         </w:tc>
         <w:tc>
           <w:tcPr>
-            <w:tcW w:type="dxa" w:w="8059"/>
+            <w:tcW w:type="dxa" w:w="7240"/>
             <w:tcMar>
               <w:top w:type="dxa" w:w="60"/>
               <w:left w:type="dxa" w:w="100"/>
@@ -9224,7 +9224,7 @@
       <w:tr>
         <w:tc>
           <w:tcPr>
-            <w:tcW w:type="dxa" w:w="961"/>
+            <w:tcW w:type="dxa" w:w="1780"/>
             <w:tcMar>
               <w:top w:type="dxa" w:w="60"/>
               <w:left w:type="dxa" w:w="100"/>
@@ -9249,7 +9249,7 @@
         </w:tc>
         <w:tc>
           <w:tcPr>
-            <w:tcW w:type="dxa" w:w="8059"/>
+            <w:tcW w:type="dxa" w:w="7240"/>
             <w:tcMar>
               <w:top w:type="dxa" w:w="60"/>
               <w:left w:type="dxa" w:w="100"/>
@@ -9290,7 +9290,7 @@
       <w:tr>
         <w:tc>
           <w:tcPr>
-            <w:tcW w:type="dxa" w:w="961"/>
+            <w:tcW w:type="dxa" w:w="1780"/>
             <w:tcMar>
               <w:top w:type="dxa" w:w="60"/>
               <w:left w:type="dxa" w:w="100"/>
@@ -9315,7 +9315,7 @@
         </w:tc>
         <w:tc>
           <w:tcPr>
-            <w:tcW w:type="dxa" w:w="8059"/>
+            <w:tcW w:type="dxa" w:w="7240"/>
             <w:tcMar>
               <w:top w:type="dxa" w:w="60"/>
               <w:left w:type="dxa" w:w="100"/>
@@ -9342,7 +9342,7 @@
       <w:tr>
         <w:tc>
           <w:tcPr>
-            <w:tcW w:type="dxa" w:w="961"/>
+            <w:tcW w:type="dxa" w:w="1780"/>
             <w:tcMar>
               <w:top w:type="dxa" w:w="60"/>
               <w:left w:type="dxa" w:w="100"/>
@@ -9367,7 +9367,7 @@
         </w:tc>
         <w:tc>
           <w:tcPr>
-            <w:tcW w:type="dxa" w:w="8059"/>
+            <w:tcW w:type="dxa" w:w="7240"/>
             <w:tcMar>
               <w:top w:type="dxa" w:w="60"/>
               <w:left w:type="dxa" w:w="100"/>
@@ -11535,9 +11535,9 @@
         </w:tblBorders>
       </w:tblPr>
       <w:tblGrid>
-        <w:gridCol w:w="2047"/>
-        <w:gridCol w:w="6087"/>
-        <w:gridCol w:w="886"/>
+        <w:gridCol w:w="2015"/>
+        <w:gridCol w:w="5884"/>
+        <w:gridCol w:w="1121"/>
       </w:tblGrid>
       <w:tr>
         <w:trPr>
@@ -11545,7 +11545,7 @@
         </w:trPr>
         <w:tc>
           <w:tcPr>
-            <w:tcW w:type="dxa" w:w="2047"/>
+            <w:tcW w:type="dxa" w:w="2015"/>
             <w:shd w:fill="EDEDED" w:val="clear"/>
             <w:tcMar>
               <w:top w:type="dxa" w:w="60"/>
@@ -11571,7 +11571,7 @@
         </w:tc>
         <w:tc>
           <w:tcPr>
-            <w:tcW w:type="dxa" w:w="6087"/>
+            <w:tcW w:type="dxa" w:w="5884"/>
             <w:shd w:fill="EDEDED" w:val="clear"/>
             <w:tcMar>
               <w:top w:type="dxa" w:w="60"/>
@@ -11597,7 +11597,7 @@
         </w:tc>
         <w:tc>
           <w:tcPr>
-            <w:tcW w:type="dxa" w:w="886"/>
+            <w:tcW w:type="dxa" w:w="1121"/>
             <w:shd w:fill="EDEDED" w:val="clear"/>
             <w:tcMar>
               <w:top w:type="dxa" w:w="60"/>
@@ -11625,7 +11625,7 @@
       <w:tr>
         <w:tc>
           <w:tcPr>
-            <w:tcW w:type="dxa" w:w="2047"/>
+            <w:tcW w:type="dxa" w:w="2015"/>
             <w:tcMar>
               <w:top w:type="dxa" w:w="60"/>
               <w:left w:type="dxa" w:w="100"/>
@@ -11650,7 +11650,7 @@
         </w:tc>
         <w:tc>
           <w:tcPr>
-            <w:tcW w:type="dxa" w:w="6087"/>
+            <w:tcW w:type="dxa" w:w="5884"/>
             <w:tcMar>
               <w:top w:type="dxa" w:w="60"/>
               <w:left w:type="dxa" w:w="100"/>
@@ -11675,7 +11675,7 @@
         </w:tc>
         <w:tc>
           <w:tcPr>
-            <w:tcW w:type="dxa" w:w="886"/>
+            <w:tcW w:type="dxa" w:w="1121"/>
             <w:tcMar>
               <w:top w:type="dxa" w:w="60"/>
               <w:left w:type="dxa" w:w="100"/>
@@ -11702,7 +11702,7 @@
       <w:tr>
         <w:tc>
           <w:tcPr>
-            <w:tcW w:type="dxa" w:w="2047"/>
+            <w:tcW w:type="dxa" w:w="2015"/>
             <w:tcMar>
               <w:top w:type="dxa" w:w="60"/>
               <w:left w:type="dxa" w:w="100"/>
@@ -11727,7 +11727,7 @@
         </w:tc>
         <w:tc>
           <w:tcPr>
-            <w:tcW w:type="dxa" w:w="6087"/>
+            <w:tcW w:type="dxa" w:w="5884"/>
             <w:tcMar>
               <w:top w:type="dxa" w:w="60"/>
               <w:left w:type="dxa" w:w="100"/>
@@ -11752,7 +11752,7 @@
         </w:tc>
         <w:tc>
           <w:tcPr>
-            <w:tcW w:type="dxa" w:w="886"/>
+            <w:tcW w:type="dxa" w:w="1121"/>
             <w:tcMar>
               <w:top w:type="dxa" w:w="60"/>
               <w:left w:type="dxa" w:w="100"/>
@@ -11779,7 +11779,7 @@
       <w:tr>
         <w:tc>
           <w:tcPr>
-            <w:tcW w:type="dxa" w:w="2047"/>
+            <w:tcW w:type="dxa" w:w="2015"/>
             <w:tcMar>
               <w:top w:type="dxa" w:w="60"/>
               <w:left w:type="dxa" w:w="100"/>
@@ -11804,7 +11804,7 @@
         </w:tc>
         <w:tc>
           <w:tcPr>
-            <w:tcW w:type="dxa" w:w="6087"/>
+            <w:tcW w:type="dxa" w:w="5884"/>
             <w:tcMar>
               <w:top w:type="dxa" w:w="60"/>
               <w:left w:type="dxa" w:w="100"/>
@@ -11829,7 +11829,7 @@
         </w:tc>
         <w:tc>
           <w:tcPr>
-            <w:tcW w:type="dxa" w:w="886"/>
+            <w:tcW w:type="dxa" w:w="1121"/>
             <w:tcMar>
               <w:top w:type="dxa" w:w="60"/>
               <w:left w:type="dxa" w:w="100"/>

--- a/Change-Management-Plan.docx
+++ b/Change-Management-Plan.docx
@@ -34,13 +34,465 @@
       </w:sdtPr>
       <w:sdtContent>
         <w:p>
+          <w:pPr>
+            <w:pStyle w:val="TOC1"/>
+            <w:tabs>
+              <w:tab w:val="clear" w:pos="9026"/>
+              <w:tab w:val="right" w:pos="9025" w:leader="dot"/>
+            </w:tabs>
+          </w:pPr>
           <w:r>
             <w:fldChar w:fldCharType="begin" w:dirty="true"/>
             <w:instrText xml:space="preserve">TOC \h \o "1-2"</w:instrText>
             <w:fldChar w:fldCharType="separate"/>
           </w:r>
+          <w:hyperlink w:history="1" w:anchor="sec_1">
+            <w:r>
+              <w:rPr>
+                <w:rStyle w:val="IndexLink"/>
+              </w:rPr>
+              <w:t xml:space="default">1. Scope and Approach</w:t>
+              <w:tab/>
+              <w:t xml:space="default">2</w:t>
+            </w:r>
+          </w:hyperlink>
         </w:p>
         <w:p>
+          <w:pPr>
+            <w:pStyle w:val="TOC2"/>
+            <w:tabs>
+              <w:tab w:val="clear" w:pos="8786"/>
+              <w:tab w:val="right" w:pos="9025" w:leader="dot"/>
+            </w:tabs>
+          </w:pPr>
+          <w:hyperlink w:history="1" w:anchor="sec_1_1">
+            <w:r>
+              <w:rPr>
+                <w:rStyle w:val="IndexLink"/>
+              </w:rPr>
+              <w:t xml:space="default">1.1 Purpose and scope</w:t>
+              <w:tab/>
+              <w:t xml:space="default">2</w:t>
+            </w:r>
+          </w:hyperlink>
+        </w:p>
+        <w:p>
+          <w:pPr>
+            <w:pStyle w:val="TOC2"/>
+            <w:tabs>
+              <w:tab w:val="clear" w:pos="8786"/>
+              <w:tab w:val="right" w:pos="9025" w:leader="dot"/>
+            </w:tabs>
+          </w:pPr>
+          <w:hyperlink w:history="1" w:anchor="sec_1_2">
+            <w:r>
+              <w:rPr>
+                <w:rStyle w:val="IndexLink"/>
+              </w:rPr>
+              <w:t xml:space="default">1.2 Frameworks and method</w:t>
+              <w:tab/>
+              <w:t xml:space="default">3</w:t>
+            </w:r>
+          </w:hyperlink>
+        </w:p>
+        <w:p>
+          <w:pPr>
+            <w:pStyle w:val="TOC2"/>
+            <w:tabs>
+              <w:tab w:val="clear" w:pos="8786"/>
+              <w:tab w:val="right" w:pos="9025" w:leader="dot"/>
+            </w:tabs>
+          </w:pPr>
+          <w:hyperlink w:history="1" w:anchor="sec_1_3">
+            <w:r>
+              <w:rPr>
+                <w:rStyle w:val="IndexLink"/>
+              </w:rPr>
+              <w:t xml:space="default">1.3 Framework compliance matrix</w:t>
+              <w:tab/>
+              <w:t xml:space="default">3</w:t>
+            </w:r>
+          </w:hyperlink>
+        </w:p>
+        <w:p>
+          <w:pPr>
+            <w:pStyle w:val="TOC1"/>
+            <w:tabs>
+              <w:tab w:val="clear" w:pos="9026"/>
+              <w:tab w:val="right" w:pos="9025" w:leader="dot"/>
+            </w:tabs>
+          </w:pPr>
+          <w:hyperlink w:history="1" w:anchor="sec_2">
+            <w:r>
+              <w:rPr>
+                <w:rStyle w:val="IndexLink"/>
+              </w:rPr>
+              <w:t xml:space="default">2. Changes and Stakeholders</w:t>
+              <w:tab/>
+              <w:t xml:space="default">5</w:t>
+            </w:r>
+          </w:hyperlink>
+        </w:p>
+        <w:p>
+          <w:pPr>
+            <w:pStyle w:val="TOC2"/>
+            <w:tabs>
+              <w:tab w:val="clear" w:pos="8786"/>
+              <w:tab w:val="right" w:pos="9025" w:leader="dot"/>
+            </w:tabs>
+          </w:pPr>
+          <w:hyperlink w:history="1" w:anchor="sec_2_1">
+            <w:r>
+              <w:rPr>
+                <w:rStyle w:val="IndexLink"/>
+              </w:rPr>
+              <w:t xml:space="default">2.1 What changes and how it is aligned with the project</w:t>
+              <w:tab/>
+              <w:t xml:space="default">5</w:t>
+            </w:r>
+          </w:hyperlink>
+        </w:p>
+        <w:p>
+          <w:pPr>
+            <w:pStyle w:val="TOC2"/>
+            <w:tabs>
+              <w:tab w:val="clear" w:pos="8786"/>
+              <w:tab w:val="right" w:pos="9025" w:leader="dot"/>
+            </w:tabs>
+          </w:pPr>
+          <w:hyperlink w:history="1" w:anchor="sec_2_2">
+            <w:r>
+              <w:rPr>
+                <w:rStyle w:val="IndexLink"/>
+              </w:rPr>
+              <w:t xml:space="default">2.2 Stakeholders, impact and communication</w:t>
+              <w:tab/>
+              <w:t xml:space="default">5</w:t>
+            </w:r>
+          </w:hyperlink>
+        </w:p>
+        <w:p>
+          <w:pPr>
+            <w:pStyle w:val="TOC1"/>
+            <w:tabs>
+              <w:tab w:val="clear" w:pos="9026"/>
+              <w:tab w:val="right" w:pos="9025" w:leader="dot"/>
+            </w:tabs>
+          </w:pPr>
+          <w:hyperlink w:history="1" w:anchor="sec_3">
+            <w:r>
+              <w:rPr>
+                <w:rStyle w:val="IndexLink"/>
+              </w:rPr>
+              <w:t xml:space="default">3. Governance</w:t>
+              <w:tab/>
+              <w:t xml:space="default">7</w:t>
+            </w:r>
+          </w:hyperlink>
+        </w:p>
+        <w:p>
+          <w:pPr>
+            <w:pStyle w:val="TOC2"/>
+            <w:tabs>
+              <w:tab w:val="clear" w:pos="8786"/>
+              <w:tab w:val="right" w:pos="9025" w:leader="dot"/>
+            </w:tabs>
+          </w:pPr>
+          <w:hyperlink w:history="1" w:anchor="sec_3_1">
+            <w:r>
+              <w:rPr>
+                <w:rStyle w:val="IndexLink"/>
+              </w:rPr>
+              <w:t xml:space="default">3.1 Roles, decisions and reporting</w:t>
+              <w:tab/>
+              <w:t xml:space="default">7</w:t>
+            </w:r>
+          </w:hyperlink>
+        </w:p>
+        <w:p>
+          <w:pPr>
+            <w:pStyle w:val="TOC1"/>
+            <w:tabs>
+              <w:tab w:val="clear" w:pos="9026"/>
+              <w:tab w:val="right" w:pos="9025" w:leader="dot"/>
+            </w:tabs>
+          </w:pPr>
+          <w:hyperlink w:history="1" w:anchor="sec_4">
+            <w:r>
+              <w:rPr>
+                <w:rStyle w:val="IndexLink"/>
+              </w:rPr>
+              <w:t xml:space="default">4. Transition and Readiness</w:t>
+              <w:tab/>
+              <w:t xml:space="default">8</w:t>
+            </w:r>
+          </w:hyperlink>
+        </w:p>
+        <w:p>
+          <w:pPr>
+            <w:pStyle w:val="TOC2"/>
+            <w:tabs>
+              <w:tab w:val="clear" w:pos="8786"/>
+              <w:tab w:val="right" w:pos="9025" w:leader="dot"/>
+            </w:tabs>
+          </w:pPr>
+          <w:hyperlink w:history="1" w:anchor="sec_4_1">
+            <w:r>
+              <w:rPr>
+                <w:rStyle w:val="IndexLink"/>
+              </w:rPr>
+              <w:t xml:space="default">4.1 Transition sequence</w:t>
+              <w:tab/>
+              <w:t xml:space="default">8</w:t>
+            </w:r>
+          </w:hyperlink>
+        </w:p>
+        <w:p>
+          <w:pPr>
+            <w:pStyle w:val="TOC2"/>
+            <w:tabs>
+              <w:tab w:val="clear" w:pos="8786"/>
+              <w:tab w:val="right" w:pos="9025" w:leader="dot"/>
+            </w:tabs>
+          </w:pPr>
+          <w:hyperlink w:history="1" w:anchor="sec_4_2">
+            <w:r>
+              <w:rPr>
+                <w:rStyle w:val="IndexLink"/>
+              </w:rPr>
+              <w:t xml:space="default">4.2 Readiness gates and fallback</w:t>
+              <w:tab/>
+              <w:t xml:space="default">8</w:t>
+            </w:r>
+          </w:hyperlink>
+        </w:p>
+        <w:p>
+          <w:pPr>
+            <w:pStyle w:val="TOC2"/>
+            <w:tabs>
+              <w:tab w:val="clear" w:pos="8786"/>
+              <w:tab w:val="right" w:pos="9025" w:leader="dot"/>
+            </w:tabs>
+          </w:pPr>
+          <w:hyperlink w:history="1" w:anchor="sec_4_3">
+            <w:r>
+              <w:rPr>
+                <w:rStyle w:val="IndexLink"/>
+              </w:rPr>
+              <w:t xml:space="default">4.3 Feasibility and transition risks</w:t>
+              <w:tab/>
+              <w:t xml:space="default">9</w:t>
+            </w:r>
+          </w:hyperlink>
+        </w:p>
+        <w:p>
+          <w:pPr>
+            <w:pStyle w:val="TOC1"/>
+            <w:tabs>
+              <w:tab w:val="clear" w:pos="9026"/>
+              <w:tab w:val="right" w:pos="9025" w:leader="dot"/>
+            </w:tabs>
+          </w:pPr>
+          <w:hyperlink w:history="1" w:anchor="sec_5">
+            <w:r>
+              <w:rPr>
+                <w:rStyle w:val="IndexLink"/>
+              </w:rPr>
+              <w:t xml:space="default">5. Technical Change Control</w:t>
+              <w:tab/>
+              <w:t xml:space="default">11</w:t>
+            </w:r>
+          </w:hyperlink>
+        </w:p>
+        <w:p>
+          <w:pPr>
+            <w:pStyle w:val="TOC2"/>
+            <w:tabs>
+              <w:tab w:val="clear" w:pos="8786"/>
+              <w:tab w:val="right" w:pos="9025" w:leader="dot"/>
+            </w:tabs>
+          </w:pPr>
+          <w:hyperlink w:history="1" w:anchor="sec_5_1">
+            <w:r>
+              <w:rPr>
+                <w:rStyle w:val="IndexLink"/>
+              </w:rPr>
+              <w:t xml:space="default">5.1 Change types and approval</w:t>
+              <w:tab/>
+              <w:t xml:space="default">11</w:t>
+            </w:r>
+          </w:hyperlink>
+        </w:p>
+        <w:p>
+          <w:pPr>
+            <w:pStyle w:val="TOC2"/>
+            <w:tabs>
+              <w:tab w:val="clear" w:pos="8786"/>
+              <w:tab w:val="right" w:pos="9025" w:leader="dot"/>
+            </w:tabs>
+          </w:pPr>
+          <w:hyperlink w:history="1" w:anchor="sec_5_2">
+            <w:r>
+              <w:rPr>
+                <w:rStyle w:val="IndexLink"/>
+              </w:rPr>
+              <w:t xml:space="default">5.2 Change procedure</w:t>
+              <w:tab/>
+              <w:t xml:space="default">11</w:t>
+            </w:r>
+          </w:hyperlink>
+        </w:p>
+        <w:p>
+          <w:pPr>
+            <w:pStyle w:val="TOC2"/>
+            <w:tabs>
+              <w:tab w:val="clear" w:pos="8786"/>
+              <w:tab w:val="right" w:pos="9025" w:leader="dot"/>
+            </w:tabs>
+          </w:pPr>
+          <w:hyperlink w:history="1" w:anchor="sec_5_3">
+            <w:r>
+              <w:rPr>
+                <w:rStyle w:val="IndexLink"/>
+              </w:rPr>
+              <w:t xml:space="default">5.3 Lifecycle and handover of change control</w:t>
+              <w:tab/>
+              <w:t xml:space="default">12</w:t>
+            </w:r>
+          </w:hyperlink>
+        </w:p>
+        <w:p>
+          <w:pPr>
+            <w:pStyle w:val="TOC1"/>
+            <w:tabs>
+              <w:tab w:val="clear" w:pos="9026"/>
+              <w:tab w:val="right" w:pos="9025" w:leader="dot"/>
+            </w:tabs>
+          </w:pPr>
+          <w:hyperlink w:history="1" w:anchor="sec_6">
+            <w:r>
+              <w:rPr>
+                <w:rStyle w:val="IndexLink"/>
+              </w:rPr>
+              <w:t xml:space="default">6. Resources and Capacity Building</w:t>
+              <w:tab/>
+              <w:t xml:space="default">13</w:t>
+            </w:r>
+          </w:hyperlink>
+        </w:p>
+        <w:p>
+          <w:pPr>
+            <w:pStyle w:val="TOC2"/>
+            <w:tabs>
+              <w:tab w:val="clear" w:pos="8786"/>
+              <w:tab w:val="right" w:pos="9025" w:leader="dot"/>
+            </w:tabs>
+          </w:pPr>
+          <w:hyperlink w:history="1" w:anchor="sec_6_1">
+            <w:r>
+              <w:rPr>
+                <w:rStyle w:val="IndexLink"/>
+              </w:rPr>
+              <w:t xml:space="default">6.1 Resource and skill matrix</w:t>
+              <w:tab/>
+              <w:t xml:space="default">13</w:t>
+            </w:r>
+          </w:hyperlink>
+        </w:p>
+        <w:p>
+          <w:pPr>
+            <w:pStyle w:val="TOC2"/>
+            <w:tabs>
+              <w:tab w:val="clear" w:pos="8786"/>
+              <w:tab w:val="right" w:pos="9025" w:leader="dot"/>
+            </w:tabs>
+          </w:pPr>
+          <w:hyperlink w:history="1" w:anchor="sec_6_2">
+            <w:r>
+              <w:rPr>
+                <w:rStyle w:val="IndexLink"/>
+              </w:rPr>
+              <w:t xml:space="default">6.2 Capacity building and knowledge transfer</w:t>
+              <w:tab/>
+              <w:t xml:space="default">13</w:t>
+            </w:r>
+          </w:hyperlink>
+        </w:p>
+        <w:p>
+          <w:pPr>
+            <w:pStyle w:val="TOC1"/>
+            <w:tabs>
+              <w:tab w:val="clear" w:pos="9026"/>
+              <w:tab w:val="right" w:pos="9025" w:leader="dot"/>
+            </w:tabs>
+          </w:pPr>
+          <w:hyperlink w:history="1" w:anchor="sec_7">
+            <w:r>
+              <w:rPr>
+                <w:rStyle w:val="IndexLink"/>
+              </w:rPr>
+              <w:t xml:space="default">7. Compliance</w:t>
+              <w:tab/>
+              <w:t xml:space="default">15</w:t>
+            </w:r>
+          </w:hyperlink>
+        </w:p>
+        <w:p>
+          <w:pPr>
+            <w:pStyle w:val="TOC2"/>
+            <w:tabs>
+              <w:tab w:val="clear" w:pos="8786"/>
+              <w:tab w:val="right" w:pos="9025" w:leader="dot"/>
+            </w:tabs>
+          </w:pPr>
+          <w:hyperlink w:history="1" w:anchor="sec_7_1">
+            <w:r>
+              <w:rPr>
+                <w:rStyle w:val="IndexLink"/>
+              </w:rPr>
+              <w:t xml:space="default">7.1 Compliance statement</w:t>
+              <w:tab/>
+              <w:t xml:space="default">15</w:t>
+            </w:r>
+          </w:hyperlink>
+        </w:p>
+        <w:p>
+          <w:pPr>
+            <w:pStyle w:val="TOC2"/>
+            <w:tabs>
+              <w:tab w:val="clear" w:pos="8786"/>
+              <w:tab w:val="right" w:pos="9025" w:leader="dot"/>
+            </w:tabs>
+          </w:pPr>
+          <w:hyperlink w:history="1" w:anchor="sec_7_2">
+            <w:r>
+              <w:rPr>
+                <w:rStyle w:val="IndexLink"/>
+              </w:rPr>
+              <w:t xml:space="default">7.2 Requirements compliance matrix</w:t>
+              <w:tab/>
+              <w:t xml:space="default">15</w:t>
+            </w:r>
+          </w:hyperlink>
+        </w:p>
+        <w:p>
+          <w:pPr>
+            <w:pStyle w:val="TOC2"/>
+            <w:tabs>
+              <w:tab w:val="clear" w:pos="8786"/>
+              <w:tab w:val="right" w:pos="9025" w:leader="dot"/>
+            </w:tabs>
+          </w:pPr>
+          <w:hyperlink w:history="1" w:anchor="sec_7_3">
+            <w:r>
+              <w:rPr>
+                <w:rStyle w:val="IndexLink"/>
+              </w:rPr>
+              <w:t xml:space="default">7.3 Evidence of past implementation</w:t>
+              <w:tab/>
+              <w:t xml:space="default">16</w:t>
+            </w:r>
+          </w:hyperlink>
           <w:r>
             <w:fldChar w:fldCharType="end"/>
           </w:r>
@@ -48,18 +500,9 @@
       </w:sdtContent>
     </w:sdt>
     <w:p>
-      <w:r>
-        <w:br w:type="page"/>
-      </w:r>
-    </w:p>
-    <w:p>
-      <w:r>
-        <w:br w:type="page"/>
-      </w:r>
-    </w:p>
-    <w:p>
       <w:pPr>
         <w:pStyle w:val="Heading1"/>
+        <w:pageBreakBefore/>
         <w:numPr>
           <w:ilvl w:val="0"/>
           <w:numId w:val="2"/>
@@ -314,7 +757,16 @@
                 <w:i w:val="false"/>
                 <w:iCs w:val="false"/>
               </w:rPr>
-              <w:t xml:space="preserve">, using the capabilities in System Architecture Section 12.1</w:t>
+              <w:t xml:space="preserve">, using the capabilities in </w:t>
+            </w:r>
+            <w:r>
+              <w:rPr>
+                <w:b w:val="false"/>
+                <w:bCs w:val="false"/>
+                <w:i w:val="false"/>
+                <w:iCs w:val="false"/>
+              </w:rPr>
+              <w:t xml:space="preserve">System Architecture Section 12.1</w:t>
             </w:r>
           </w:p>
         </w:tc>
@@ -1571,7 +2023,43 @@
           <w:i w:val="false"/>
           <w:iCs w:val="false"/>
         </w:rPr>
-        <w:t xml:space="preserve">The cybersecurity items of Category 3 are answered in the Cybersecurity Risk Management Plan, as listed in Cybersecurity Risk Management Plan Section 1.1. The process designs, the transition mechanics and the training are set out in the Preliminary Project Plan Sections 2 and 3, and this plan refers to them rather than repeating them.</w:t>
+        <w:t xml:space="preserve">The cybersecurity items of Category 3 are answered in the Cybersecurity Risk Management Plan, as listed in </w:t>
+      </w:r>
+      <w:r>
+        <w:rPr>
+          <w:b w:val="false"/>
+          <w:bCs w:val="false"/>
+          <w:i w:val="false"/>
+          <w:iCs w:val="false"/>
+        </w:rPr>
+        <w:t xml:space="preserve">Cybersecurity Risk Management Plan Section 1.1</w:t>
+      </w:r>
+      <w:r>
+        <w:rPr>
+          <w:b w:val="false"/>
+          <w:bCs w:val="false"/>
+          <w:i w:val="false"/>
+          <w:iCs w:val="false"/>
+        </w:rPr>
+        <w:t xml:space="preserve">. The process designs, the transition mechanics and the training are set out in the </w:t>
+      </w:r>
+      <w:r>
+        <w:rPr>
+          <w:b w:val="false"/>
+          <w:bCs w:val="false"/>
+          <w:i w:val="false"/>
+          <w:iCs w:val="false"/>
+        </w:rPr>
+        <w:t xml:space="preserve">Preliminary Project Plan Sections 2 and 3</w:t>
+      </w:r>
+      <w:r>
+        <w:rPr>
+          <w:b w:val="false"/>
+          <w:bCs w:val="false"/>
+          <w:i w:val="false"/>
+          <w:iCs w:val="false"/>
+        </w:rPr>
+        <w:t xml:space="preserve">, and this plan refers to them rather than repeating them.</w:t>
       </w:r>
     </w:p>
     <w:p>
@@ -2234,7 +2722,25 @@
           <w:i w:val="false"/>
           <w:iCs w:val="false"/>
         </w:rPr>
-        <w:t xml:space="preserve">The matrix covers the change-related categories. The rest of the Framework is mapped in Cybersecurity Risk Management Plan Section 3.2.</w:t>
+        <w:t xml:space="preserve">The matrix covers the change-related categories. The rest of the Framework is mapped in </w:t>
+      </w:r>
+      <w:r>
+        <w:rPr>
+          <w:b w:val="false"/>
+          <w:bCs w:val="false"/>
+          <w:i w:val="false"/>
+          <w:iCs w:val="false"/>
+        </w:rPr>
+        <w:t xml:space="preserve">Cybersecurity Risk Management Plan Section 3.2</w:t>
+      </w:r>
+      <w:r>
+        <w:rPr>
+          <w:b w:val="false"/>
+          <w:bCs w:val="false"/>
+          <w:i w:val="false"/>
+          <w:iCs w:val="false"/>
+        </w:rPr>
+        <w:t xml:space="preserve">.</w:t>
       </w:r>
     </w:p>
     <w:tbl>
@@ -2512,7 +3018,16 @@
                 <w:i w:val="false"/>
                 <w:iCs w:val="false"/>
               </w:rPr>
-              <w:t xml:space="preserve">; System Architecture Section 12.1</w:t>
+              <w:t xml:space="preserve">; </w:t>
+            </w:r>
+            <w:r>
+              <w:rPr>
+                <w:b w:val="false"/>
+                <w:bCs w:val="false"/>
+                <w:i w:val="false"/>
+                <w:iCs w:val="false"/>
+              </w:rPr>
+              <w:t xml:space="preserve">System Architecture Section 12.1</w:t>
             </w:r>
           </w:p>
         </w:tc>
@@ -2885,7 +3400,16 @@
                 <w:i w:val="false"/>
                 <w:iCs w:val="false"/>
               </w:rPr>
-              <w:t xml:space="preserve">; Preliminary Project Plan Section 3</w:t>
+              <w:t xml:space="preserve">; </w:t>
+            </w:r>
+            <w:r>
+              <w:rPr>
+                <w:b w:val="false"/>
+                <w:bCs w:val="false"/>
+                <w:i w:val="false"/>
+                <w:iCs w:val="false"/>
+              </w:rPr>
+              <w:t xml:space="preserve">Preliminary Project Plan Section 3</w:t>
             </w:r>
           </w:p>
         </w:tc>
@@ -3009,22 +3533,8 @@
     </w:tbl>
     <w:p>
       <w:pPr>
-        <w:spacing w:after="140"/>
-      </w:pPr>
-    </w:p>
-    <w:p>
-      <w:r>
-        <w:br w:type="page"/>
-      </w:r>
-    </w:p>
-    <w:p>
-      <w:r>
-        <w:br w:type="page"/>
-      </w:r>
-    </w:p>
-    <w:p>
-      <w:pPr>
         <w:pStyle w:val="Heading1"/>
+        <w:pageBreakBefore/>
         <w:numPr>
           <w:ilvl w:val="0"/>
           <w:numId w:val="2"/>
@@ -3081,7 +3591,25 @@
           <w:i w:val="false"/>
           <w:iCs w:val="false"/>
         </w:rPr>
-        <w:t xml:space="preserve">Section VII clause 0.2.2 expects the facility to move national identity card issuance from a potentially manual, less secure and slower process to a modern, secure and efficient one. Today the existing card printers are fed by a middleware application reading the NRIS database, as described in System Architecture Section 13.2. The change is therefore to how NRB's staff receive, produce, account for and dispatch cards, as well as to the equipment they use.</w:t>
+        <w:t xml:space="preserve">Section VII clause 0.2.2 expects the facility to move national identity card issuance from a potentially manual, less secure and slower process to a modern, secure and efficient one. Today the existing card printers are fed by a middleware application reading the NRIS database, as described in </w:t>
+      </w:r>
+      <w:r>
+        <w:rPr>
+          <w:b w:val="false"/>
+          <w:bCs w:val="false"/>
+          <w:i w:val="false"/>
+          <w:iCs w:val="false"/>
+        </w:rPr>
+        <w:t xml:space="preserve">System Architecture Section 13.2</w:t>
+      </w:r>
+      <w:r>
+        <w:rPr>
+          <w:b w:val="false"/>
+          <w:bCs w:val="false"/>
+          <w:i w:val="false"/>
+          <w:iCs w:val="false"/>
+        </w:rPr>
+        <w:t xml:space="preserve">. The change is therefore to how NRB's staff receive, produce, account for and dispatch cards, as well as to the equipment they use.</w:t>
       </w:r>
     </w:p>
     <w:p>
@@ -3095,7 +3623,25 @@
           <w:i w:val="false"/>
           <w:iCs w:val="false"/>
         </w:rPr>
-        <w:t xml:space="preserve">Each process follows the same path. It is designed with NRB and approved in weeks 5 and 6, its procedure is drafted in week 5 and issued in week 24, it is taught in weeks 25 to 28, and it is proven in live operation before NRB takes ownership of it. The process designs are in Preliminary Project Plan Section 2.4.</w:t>
+        <w:t xml:space="preserve">Each process follows the same path. It is designed with NRB and approved in weeks 5 and 6, its procedure is drafted in week 5 and issued in week 24, it is taught in weeks 25 to 28, and it is proven in live operation before NRB takes ownership of it. The process designs are in </w:t>
+      </w:r>
+      <w:r>
+        <w:rPr>
+          <w:b w:val="false"/>
+          <w:bCs w:val="false"/>
+          <w:i w:val="false"/>
+          <w:iCs w:val="false"/>
+        </w:rPr>
+        <w:t xml:space="preserve">Preliminary Project Plan Section 2.4</w:t>
+      </w:r>
+      <w:r>
+        <w:rPr>
+          <w:b w:val="false"/>
+          <w:bCs w:val="false"/>
+          <w:i w:val="false"/>
+          <w:iCs w:val="false"/>
+        </w:rPr>
+        <w:t xml:space="preserve">.</w:t>
       </w:r>
     </w:p>
     <w:tbl>
@@ -3686,7 +4232,25 @@
           <w:i w:val="false"/>
           <w:iCs w:val="false"/>
         </w:rPr>
-        <w:t xml:space="preserve"> The Standard Operating Procedures are drafted with the NRB staff who will use them. They are issued in week 24 so that training teaches from them, then corrected from pilot production in week 26 and from coaching in weeks 27 and 28 under the documentation control of Preliminary Project Plan Section 4.7. They are proven usable in operational acceptance test 16. From handover each procedure has a named NRB process owner, and it changes only through documentation control, and through </w:t>
+        <w:t xml:space="preserve"> The Standard Operating Procedures are drafted with the NRB staff who will use them. They are issued in week 24 so that training teaches from them, then corrected from pilot production in week 26 and from coaching in weeks 27 and 28 under the documentation control of </w:t>
+      </w:r>
+      <w:r>
+        <w:rPr>
+          <w:b w:val="false"/>
+          <w:bCs w:val="false"/>
+          <w:i w:val="false"/>
+          <w:iCs w:val="false"/>
+        </w:rPr>
+        <w:t xml:space="preserve">Preliminary Project Plan Section 4.7</w:t>
+      </w:r>
+      <w:r>
+        <w:rPr>
+          <w:b w:val="false"/>
+          <w:bCs w:val="false"/>
+          <w:i w:val="false"/>
+          <w:iCs w:val="false"/>
+        </w:rPr>
+        <w:t xml:space="preserve">. They are proven usable in operational acceptance test 16. From handover each procedure has a named NRB process owner, and it changes only through documentation control, and through </w:t>
       </w:r>
       <w:r>
         <w:rPr>
@@ -3742,7 +4306,25 @@
           <w:i w:val="false"/>
           <w:iCs w:val="false"/>
         </w:rPr>
-        <w:t xml:space="preserve">The numbers of staff are those recommended in Preliminary Project Plan Section 3.2.</w:t>
+        <w:t xml:space="preserve">The numbers of staff are those recommended in </w:t>
+      </w:r>
+      <w:r>
+        <w:rPr>
+          <w:b w:val="false"/>
+          <w:bCs w:val="false"/>
+          <w:i w:val="false"/>
+          <w:iCs w:val="false"/>
+        </w:rPr>
+        <w:t xml:space="preserve">Preliminary Project Plan Section 3.2</w:t>
+      </w:r>
+      <w:r>
+        <w:rPr>
+          <w:b w:val="false"/>
+          <w:bCs w:val="false"/>
+          <w:i w:val="false"/>
+          <w:iCs w:val="false"/>
+        </w:rPr>
+        <w:t xml:space="preserve">.</w:t>
       </w:r>
     </w:p>
     <w:tbl>
@@ -4468,7 +5050,16 @@
                 <w:i w:val="false"/>
                 <w:iCs w:val="false"/>
               </w:rPr>
-              <w:t xml:space="preserve">Working sessions during design; inputs dated in Preliminary Project Plan Section 2.7</w:t>
+              <w:t xml:space="preserve">Working sessions during design; inputs dated in </w:t>
+            </w:r>
+            <w:r>
+              <w:rPr>
+                <w:b w:val="false"/>
+                <w:bCs w:val="false"/>
+                <w:i w:val="false"/>
+                <w:iCs w:val="false"/>
+              </w:rPr>
+              <w:t xml:space="preserve">Preliminary Project Plan Section 2.7</w:t>
             </w:r>
           </w:p>
         </w:tc>
@@ -4653,18 +5244,9 @@
       </w:r>
     </w:p>
     <w:p>
-      <w:r>
-        <w:br w:type="page"/>
-      </w:r>
-    </w:p>
-    <w:p>
-      <w:r>
-        <w:br w:type="page"/>
-      </w:r>
-    </w:p>
-    <w:p>
       <w:pPr>
         <w:pStyle w:val="Heading1"/>
+        <w:pageBreakBefore/>
         <w:numPr>
           <w:ilvl w:val="0"/>
           <w:numId w:val="2"/>
@@ -5619,22 +6201,31 @@
           <w:i w:val="false"/>
           <w:iCs w:val="false"/>
         </w:rPr>
-        <w:t xml:space="preserve"> Change and readiness status is part of the Monthly Progress Report under GCC 19.5, including the actions expected from NRB in the next period. Training reports are issued under SCC 19.6(b), and the Change Order Log is kept with the progress reports. From handover, adoption issues and changes made in the period are reported in the monthly service report of Preliminary Project Plan Section 5.6. No other report is added.</w:t>
-      </w:r>
-    </w:p>
-    <w:p>
-      <w:r>
-        <w:br w:type="page"/>
-      </w:r>
-    </w:p>
-    <w:p>
-      <w:r>
-        <w:br w:type="page"/>
+        <w:t xml:space="preserve"> Change and readiness status is part of the Monthly Progress Report under GCC 19.5, including the actions expected from NRB in the next period. Training reports are issued under SCC 19.6(b), and the Change Order Log is kept with the progress reports. From handover, adoption issues and changes made in the period are reported in the monthly service report of </w:t>
+      </w:r>
+      <w:r>
+        <w:rPr>
+          <w:b w:val="false"/>
+          <w:bCs w:val="false"/>
+          <w:i w:val="false"/>
+          <w:iCs w:val="false"/>
+        </w:rPr>
+        <w:t xml:space="preserve">Preliminary Project Plan Section 5.6</w:t>
+      </w:r>
+      <w:r>
+        <w:rPr>
+          <w:b w:val="false"/>
+          <w:bCs w:val="false"/>
+          <w:i w:val="false"/>
+          <w:iCs w:val="false"/>
+        </w:rPr>
+        <w:t xml:space="preserve">. No other report is added.</w:t>
       </w:r>
     </w:p>
     <w:p>
       <w:pPr>
         <w:pStyle w:val="Heading1"/>
+        <w:pageBreakBefore/>
         <w:numPr>
           <w:ilvl w:val="0"/>
           <w:numId w:val="2"/>
@@ -5691,7 +6282,25 @@
           <w:i w:val="false"/>
           <w:iCs w:val="false"/>
         </w:rPr>
-        <w:t xml:space="preserve">The change activities run within the ten phases and contractual milestones of Preliminary Project Plan Section 2.1, on the dates already set there. This plan adds no date of its own.</w:t>
+        <w:t xml:space="preserve">The change activities run within the ten phases and contractual milestones of </w:t>
+      </w:r>
+      <w:r>
+        <w:rPr>
+          <w:b w:val="false"/>
+          <w:bCs w:val="false"/>
+          <w:i w:val="false"/>
+          <w:iCs w:val="false"/>
+        </w:rPr>
+        <w:t xml:space="preserve">Preliminary Project Plan Section 2.1</w:t>
+      </w:r>
+      <w:r>
+        <w:rPr>
+          <w:b w:val="false"/>
+          <w:bCs w:val="false"/>
+          <w:i w:val="false"/>
+          <w:iCs w:val="false"/>
+        </w:rPr>
+        <w:t xml:space="preserve">, on the dates already set there. This plan adds no date of its own.</w:t>
       </w:r>
     </w:p>
     <w:tbl>
@@ -6487,7 +7096,25 @@
           <w:i w:val="false"/>
           <w:iCs w:val="false"/>
         </w:rPr>
-        <w:t xml:space="preserve">. The schedule is the one shown in Preliminary Project Plan Section 2.2.</w:t>
+        <w:t xml:space="preserve">. The schedule is the one shown in </w:t>
+      </w:r>
+      <w:r>
+        <w:rPr>
+          <w:b w:val="false"/>
+          <w:bCs w:val="false"/>
+          <w:i w:val="false"/>
+          <w:iCs w:val="false"/>
+        </w:rPr>
+        <w:t xml:space="preserve">Preliminary Project Plan Section 2.2</w:t>
+      </w:r>
+      <w:r>
+        <w:rPr>
+          <w:b w:val="false"/>
+          <w:bCs w:val="false"/>
+          <w:i w:val="false"/>
+          <w:iCs w:val="false"/>
+        </w:rPr>
+        <w:t xml:space="preserve">.</w:t>
       </w:r>
     </w:p>
     <w:p>
@@ -7207,7 +7834,25 @@
           <w:i w:val="false"/>
           <w:iCs w:val="false"/>
         </w:rPr>
-        <w:t xml:space="preserve"> Issuance does not depend on the new facility until it is proven. A request is produced by one facility only, the existing printers remain available until operational acceptance test 2 has passed, and a request not yet produced stays in NRIS, so a pause delays cards without losing them. These arrangements are set out in Preliminary Project Plan Section 2.6.</w:t>
+        <w:t xml:space="preserve"> Issuance does not depend on the new facility until it is proven. A request is produced by one facility only, the existing printers remain available until operational acceptance test 2 has passed, and a request not yet produced stays in NRIS, so a pause delays cards without losing them. These arrangements are set out in </w:t>
+      </w:r>
+      <w:r>
+        <w:rPr>
+          <w:b w:val="false"/>
+          <w:bCs w:val="false"/>
+          <w:i w:val="false"/>
+          <w:iCs w:val="false"/>
+        </w:rPr>
+        <w:t xml:space="preserve">Preliminary Project Plan Section 2.6</w:t>
+      </w:r>
+      <w:r>
+        <w:rPr>
+          <w:b w:val="false"/>
+          <w:bCs w:val="false"/>
+          <w:i w:val="false"/>
+          <w:iCs w:val="false"/>
+        </w:rPr>
+        <w:t xml:space="preserve">.</w:t>
       </w:r>
     </w:p>
     <w:p>
@@ -7264,7 +7909,25 @@
           <w:i w:val="false"/>
           <w:iCs w:val="false"/>
         </w:rPr>
-        <w:t xml:space="preserve">Every input from NRB that the transition depends on, from trainee nominations to the cutover decision, is dated in Preliminary Project Plan Section 2.7 and followed in the monthly report.</w:t>
+        <w:t xml:space="preserve">Every input from NRB that the transition depends on, from trainee nominations to the cutover decision, is dated in </w:t>
+      </w:r>
+      <w:r>
+        <w:rPr>
+          <w:b w:val="false"/>
+          <w:bCs w:val="false"/>
+          <w:i w:val="false"/>
+          <w:iCs w:val="false"/>
+        </w:rPr>
+        <w:t xml:space="preserve">Preliminary Project Plan Section 2.7</w:t>
+      </w:r>
+      <w:r>
+        <w:rPr>
+          <w:b w:val="false"/>
+          <w:bCs w:val="false"/>
+          <w:i w:val="false"/>
+          <w:iCs w:val="false"/>
+        </w:rPr>
+        <w:t xml:space="preserve"> and followed in the monthly report.</w:t>
       </w:r>
     </w:p>
     <w:p>
@@ -7302,7 +7965,25 @@
           <w:i w:val="false"/>
           <w:iCs w:val="false"/>
         </w:rPr>
-        <w:t xml:space="preserve">Responsibility moves to NRB in stages, and each stage has a condition that must be met before the next, as set out in Preliminary Project Plan Section 3.1.</w:t>
+        <w:t xml:space="preserve">Responsibility moves to NRB in stages, and each stage has a condition that must be met before the next, as set out in </w:t>
+      </w:r>
+      <w:r>
+        <w:rPr>
+          <w:b w:val="false"/>
+          <w:bCs w:val="false"/>
+          <w:i w:val="false"/>
+          <w:iCs w:val="false"/>
+        </w:rPr>
+        <w:t xml:space="preserve">Preliminary Project Plan Section 3.1</w:t>
+      </w:r>
+      <w:r>
+        <w:rPr>
+          <w:b w:val="false"/>
+          <w:bCs w:val="false"/>
+          <w:i w:val="false"/>
+          <w:iCs w:val="false"/>
+        </w:rPr>
+        <w:t xml:space="preserve">.</w:t>
       </w:r>
     </w:p>
     <w:p>
@@ -7367,7 +8048,25 @@
           <w:i w:val="false"/>
           <w:iCs w:val="false"/>
         </w:rPr>
-        <w:t xml:space="preserve"> Rated on the scale of the project risk register in Preliminary Project Plan Section 2.9. R10 and R11 are in that register; R13 and R14 are added by this plan.</w:t>
+        <w:t xml:space="preserve"> Rated on the scale of the project risk register in </w:t>
+      </w:r>
+      <w:r>
+        <w:rPr>
+          <w:b w:val="false"/>
+          <w:bCs w:val="false"/>
+          <w:i w:val="false"/>
+          <w:iCs w:val="false"/>
+        </w:rPr>
+        <w:t xml:space="preserve">Preliminary Project Plan Section 2.9</w:t>
+      </w:r>
+      <w:r>
+        <w:rPr>
+          <w:b w:val="false"/>
+          <w:bCs w:val="false"/>
+          <w:i w:val="false"/>
+          <w:iCs w:val="false"/>
+        </w:rPr>
+        <w:t xml:space="preserve">. R10 and R11 are in that register; R13 and R14 are added by this plan.</w:t>
       </w:r>
     </w:p>
     <w:tbl>
@@ -7981,22 +8680,31 @@
           <w:i w:val="false"/>
           <w:iCs w:val="false"/>
         </w:rPr>
-        <w:t xml:space="preserve">The risk that NRB cannot operate the security controls after handover is C15 in Cybersecurity Risk Management Plan Section 4.3.</w:t>
-      </w:r>
-    </w:p>
-    <w:p>
-      <w:r>
-        <w:br w:type="page"/>
-      </w:r>
-    </w:p>
-    <w:p>
-      <w:r>
-        <w:br w:type="page"/>
+        <w:t xml:space="preserve">The risk that NRB cannot operate the security controls after handover is C15 in </w:t>
+      </w:r>
+      <w:r>
+        <w:rPr>
+          <w:b w:val="false"/>
+          <w:bCs w:val="false"/>
+          <w:i w:val="false"/>
+          <w:iCs w:val="false"/>
+        </w:rPr>
+        <w:t xml:space="preserve">Cybersecurity Risk Management Plan Section 4.3</w:t>
+      </w:r>
+      <w:r>
+        <w:rPr>
+          <w:b w:val="false"/>
+          <w:bCs w:val="false"/>
+          <w:i w:val="false"/>
+          <w:iCs w:val="false"/>
+        </w:rPr>
+        <w:t xml:space="preserve">.</w:t>
       </w:r>
     </w:p>
     <w:p>
       <w:pPr>
         <w:pStyle w:val="Heading1"/>
+        <w:pageBreakBefore/>
         <w:numPr>
           <w:ilvl w:val="0"/>
           <w:numId w:val="2"/>
@@ -8053,7 +8761,25 @@
           <w:i w:val="false"/>
           <w:iCs w:val="false"/>
         </w:rPr>
-        <w:t xml:space="preserve">Change control covers every component named in Section VII clause 1.4.1.2: the hardware, the software, the middleware and the security systems, including equipment firmware and the manufacturer's releases, the NRIS interfaces, the card layout templates, the firewalls, the security monitoring and the hardware security modules. The physical security installations are under the facility works, and only their integration with monitoring falls under this control. The capabilities that support it are described in System Architecture Section 12.1.</w:t>
+        <w:t xml:space="preserve">Change control covers every component named in Section VII clause 1.4.1.2: the hardware, the software, the middleware and the security systems, including equipment firmware and the manufacturer's releases, the NRIS interfaces, the card layout templates, the firewalls, the security monitoring and the hardware security modules. The physical security installations are under the facility works, and only their integration with monitoring falls under this control. The capabilities that support it are described in </w:t>
+      </w:r>
+      <w:r>
+        <w:rPr>
+          <w:b w:val="false"/>
+          <w:bCs w:val="false"/>
+          <w:i w:val="false"/>
+          <w:iCs w:val="false"/>
+        </w:rPr>
+        <w:t xml:space="preserve">System Architecture Section 12.1</w:t>
+      </w:r>
+      <w:r>
+        <w:rPr>
+          <w:b w:val="false"/>
+          <w:bCs w:val="false"/>
+          <w:i w:val="false"/>
+          <w:iCs w:val="false"/>
+        </w:rPr>
+        <w:t xml:space="preserve">.</w:t>
       </w:r>
     </w:p>
     <w:tbl>
@@ -8481,7 +9207,25 @@
           <w:i w:val="false"/>
           <w:iCs w:val="false"/>
         </w:rPr>
-        <w:t xml:space="preserve">The Change Order Log, which records contractual Changes, is kept apart from the technical change log. Patching follows the cycle in Cybersecurity Risk Management Plan Section 6.3.</w:t>
+        <w:t xml:space="preserve">The Change Order Log, which records contractual Changes, is kept apart from the technical change log. Patching follows the cycle in </w:t>
+      </w:r>
+      <w:r>
+        <w:rPr>
+          <w:b w:val="false"/>
+          <w:bCs w:val="false"/>
+          <w:i w:val="false"/>
+          <w:iCs w:val="false"/>
+        </w:rPr>
+        <w:t xml:space="preserve">Cybersecurity Risk Management Plan Section 6.3</w:t>
+      </w:r>
+      <w:r>
+        <w:rPr>
+          <w:b w:val="false"/>
+          <w:bCs w:val="false"/>
+          <w:i w:val="false"/>
+          <w:iCs w:val="false"/>
+        </w:rPr>
+        <w:t xml:space="preserve">.</w:t>
       </w:r>
     </w:p>
     <w:p>
@@ -8994,7 +9738,25 @@
           <w:i w:val="false"/>
           <w:iCs w:val="false"/>
         </w:rPr>
-        <w:t xml:space="preserve"> Changes are made outside the production day of two seven-hour shifts. Paired components are changed one at a time while the other carries the load, and equipment one line at a time while the other line produces, as described in System Architecture Section 11.5.</w:t>
+        <w:t xml:space="preserve"> Changes are made outside the production day of two seven-hour shifts. Paired components are changed one at a time while the other carries the load, and equipment one line at a time while the other line produces, as described in </w:t>
+      </w:r>
+      <w:r>
+        <w:rPr>
+          <w:b w:val="false"/>
+          <w:bCs w:val="false"/>
+          <w:i w:val="false"/>
+          <w:iCs w:val="false"/>
+        </w:rPr>
+        <w:t xml:space="preserve">System Architecture Section 11.5</w:t>
+      </w:r>
+      <w:r>
+        <w:rPr>
+          <w:b w:val="false"/>
+          <w:bCs w:val="false"/>
+          <w:i w:val="false"/>
+          <w:iCs w:val="false"/>
+        </w:rPr>
+        <w:t xml:space="preserve">.</w:t>
       </w:r>
     </w:p>
     <w:p>
@@ -9268,7 +10030,25 @@
                 <w:i w:val="false"/>
                 <w:iCs w:val="false"/>
               </w:rPr>
-              <w:t xml:space="preserve">The accepted configuration is the baseline, as set out in Preliminary Project Plan Section 4.7, and changes pass only through </w:t>
+              <w:t xml:space="preserve">The accepted configuration is the baseline, as set out in </w:t>
+            </w:r>
+            <w:r>
+              <w:rPr>
+                <w:b w:val="false"/>
+                <w:bCs w:val="false"/>
+                <w:i w:val="false"/>
+                <w:iCs w:val="false"/>
+              </w:rPr>
+              <w:t xml:space="preserve">Preliminary Project Plan Section 4.7</w:t>
+            </w:r>
+            <w:r>
+              <w:rPr>
+                <w:b w:val="false"/>
+                <w:bCs w:val="false"/>
+                <w:i w:val="false"/>
+                <w:iCs w:val="false"/>
+              </w:rPr>
+              <w:t xml:space="preserve">, and changes pass only through </w:t>
             </w:r>
             <w:r>
               <w:rPr>
@@ -9408,22 +10188,31 @@
           <w:i w:val="false"/>
           <w:iCs w:val="false"/>
         </w:rPr>
-        <w:t xml:space="preserve">NRB's administrators and managers are trained for these roles in the software administration module and the governance and operations module of the Training Sub-Plan, Preliminary Project Plan Sections 3.4 and 3.5.</w:t>
-      </w:r>
-    </w:p>
-    <w:p>
-      <w:r>
-        <w:br w:type="page"/>
-      </w:r>
-    </w:p>
-    <w:p>
-      <w:r>
-        <w:br w:type="page"/>
+        <w:t xml:space="preserve">NRB's administrators and managers are trained for these roles in the software administration module and the governance and operations module of the Training Sub-Plan, </w:t>
+      </w:r>
+      <w:r>
+        <w:rPr>
+          <w:b w:val="false"/>
+          <w:bCs w:val="false"/>
+          <w:i w:val="false"/>
+          <w:iCs w:val="false"/>
+        </w:rPr>
+        <w:t xml:space="preserve">Preliminary Project Plan Sections 3.4 and 3.5</w:t>
+      </w:r>
+      <w:r>
+        <w:rPr>
+          <w:b w:val="false"/>
+          <w:bCs w:val="false"/>
+          <w:i w:val="false"/>
+          <w:iCs w:val="false"/>
+        </w:rPr>
+        <w:t xml:space="preserve">.</w:t>
       </w:r>
     </w:p>
     <w:p>
       <w:pPr>
         <w:pStyle w:val="Heading1"/>
+        <w:pageBreakBefore/>
         <w:numPr>
           <w:ilvl w:val="0"/>
           <w:numId w:val="2"/>
@@ -9589,7 +10378,25 @@
                 <w:i w:val="false"/>
                 <w:iCs w:val="false"/>
               </w:rPr>
-              <w:t xml:space="preserve">Owns this plan: impact on each group, support to NRB's engagement, procedure adoption, readiness evidence at each gate, and reinforcement after go-live. Also leads the training program, as in Preliminary Project Plan Section 3.8. Weeks 1 to 32, on site from week 15</w:t>
+              <w:t xml:space="preserve">Owns this plan: impact on each group, support to NRB's engagement, procedure adoption, readiness evidence at each gate, and reinforcement after go-live. Also leads the training program, as in </w:t>
+            </w:r>
+            <w:r>
+              <w:rPr>
+                <w:b w:val="false"/>
+                <w:bCs w:val="false"/>
+                <w:i w:val="false"/>
+                <w:iCs w:val="false"/>
+              </w:rPr>
+              <w:t xml:space="preserve">Preliminary Project Plan Section 3.8</w:t>
+            </w:r>
+            <w:r>
+              <w:rPr>
+                <w:b w:val="false"/>
+                <w:bCs w:val="false"/>
+                <w:i w:val="false"/>
+                <w:iCs w:val="false"/>
+              </w:rPr>
+              <w:t xml:space="preserve">. Weeks 1 to 32, on site from week 15</w:t>
             </w:r>
           </w:p>
         </w:tc>
@@ -9961,7 +10768,25 @@
           <w:i w:val="false"/>
           <w:iCs w:val="false"/>
         </w:rPr>
-        <w:t xml:space="preserve">The staged transfer of responsibility to NRB, from factory training to independent operation, is the knowledge transfer plan of Preliminary Project Plan Section 3.1 and is not repeated here. The change side adds the transfers below.</w:t>
+        <w:t xml:space="preserve">The staged transfer of responsibility to NRB, from factory training to independent operation, is the knowledge transfer plan of </w:t>
+      </w:r>
+      <w:r>
+        <w:rPr>
+          <w:b w:val="false"/>
+          <w:bCs w:val="false"/>
+          <w:i w:val="false"/>
+          <w:iCs w:val="false"/>
+        </w:rPr>
+        <w:t xml:space="preserve">Preliminary Project Plan Section 3.1</w:t>
+      </w:r>
+      <w:r>
+        <w:rPr>
+          <w:b w:val="false"/>
+          <w:bCs w:val="false"/>
+          <w:i w:val="false"/>
+          <w:iCs w:val="false"/>
+        </w:rPr>
+        <w:t xml:space="preserve"> and is not repeated here. The change side adds the transfers below.</w:t>
       </w:r>
     </w:p>
     <w:tbl>
@@ -10342,7 +11167,16 @@
                 <w:i w:val="false"/>
                 <w:iCs w:val="false"/>
               </w:rPr>
-              <w:t xml:space="preserve">As set out in Cybersecurity Risk Management Plan Section 9.4</w:t>
+              <w:t xml:space="preserve">As set out in </w:t>
+            </w:r>
+            <w:r>
+              <w:rPr>
+                <w:b w:val="false"/>
+                <w:bCs w:val="false"/>
+                <w:i w:val="false"/>
+                <w:iCs w:val="false"/>
+              </w:rPr>
+              <w:t xml:space="preserve">Cybersecurity Risk Management Plan Section 9.4</w:t>
             </w:r>
           </w:p>
         </w:tc>
@@ -10402,18 +11236,9 @@
       </w:r>
     </w:p>
     <w:p>
-      <w:r>
-        <w:br w:type="page"/>
-      </w:r>
-    </w:p>
-    <w:p>
-      <w:r>
-        <w:br w:type="page"/>
-      </w:r>
-    </w:p>
-    <w:p>
       <w:pPr>
         <w:pStyle w:val="Heading1"/>
+        <w:pageBreakBefore/>
         <w:numPr>
           <w:ilvl w:val="0"/>
           <w:numId w:val="2"/>
@@ -10563,7 +11388,25 @@
           <w:i w:val="false"/>
           <w:iCs w:val="false"/>
         </w:rPr>
-        <w:t xml:space="preserve"> and System Architecture Section 12.1;</w:t>
+        <w:t xml:space="preserve"> and </w:t>
+      </w:r>
+      <w:r>
+        <w:rPr>
+          <w:b w:val="false"/>
+          <w:bCs w:val="false"/>
+          <w:i w:val="false"/>
+          <w:iCs w:val="false"/>
+        </w:rPr>
+        <w:t xml:space="preserve">System Architecture Section 12.1</w:t>
+      </w:r>
+      <w:r>
+        <w:rPr>
+          <w:b w:val="false"/>
+          <w:bCs w:val="false"/>
+          <w:i w:val="false"/>
+          <w:iCs w:val="false"/>
+        </w:rPr>
+        <w:t xml:space="preserve">;</w:t>
       </w:r>
     </w:p>
     <w:p>
@@ -10818,7 +11661,25 @@
                 <w:i w:val="false"/>
                 <w:iCs w:val="false"/>
               </w:rPr>
-              <w:t xml:space="preserve">Complies. System Architecture Section 12.1. The environments are development, training, user acceptance testing and production</w:t>
+              <w:t xml:space="preserve">Complies. </w:t>
+            </w:r>
+            <w:r>
+              <w:rPr>
+                <w:b w:val="false"/>
+                <w:bCs w:val="false"/>
+                <w:i w:val="false"/>
+                <w:iCs w:val="false"/>
+              </w:rPr>
+              <w:t xml:space="preserve">System Architecture Section 12.1</w:t>
+            </w:r>
+            <w:r>
+              <w:rPr>
+                <w:b w:val="false"/>
+                <w:bCs w:val="false"/>
+                <w:i w:val="false"/>
+                <w:iCs w:val="false"/>
+              </w:rPr>
+              <w:t xml:space="preserve">. The environments are development, training, user acceptance testing and production</w:t>
             </w:r>
           </w:p>
         </w:tc>
@@ -10879,7 +11740,25 @@
                 <w:i w:val="false"/>
                 <w:iCs w:val="false"/>
               </w:rPr>
-              <w:t xml:space="preserve">Complies. System Architecture Section 12.1; </w:t>
+              <w:t xml:space="preserve">Complies. </w:t>
+            </w:r>
+            <w:r>
+              <w:rPr>
+                <w:b w:val="false"/>
+                <w:bCs w:val="false"/>
+                <w:i w:val="false"/>
+                <w:iCs w:val="false"/>
+              </w:rPr>
+              <w:t xml:space="preserve">System Architecture Section 12.1</w:t>
+            </w:r>
+            <w:r>
+              <w:rPr>
+                <w:b w:val="false"/>
+                <w:bCs w:val="false"/>
+                <w:i w:val="false"/>
+                <w:iCs w:val="false"/>
+              </w:rPr>
+              <w:t xml:space="preserve">; </w:t>
             </w:r>
             <w:r>
               <w:rPr>
@@ -10968,7 +11847,25 @@
                 <w:i w:val="false"/>
                 <w:iCs w:val="false"/>
               </w:rPr>
-              <w:t xml:space="preserve">Complies. System Architecture Section 12.1; </w:t>
+              <w:t xml:space="preserve">Complies. </w:t>
+            </w:r>
+            <w:r>
+              <w:rPr>
+                <w:b w:val="false"/>
+                <w:bCs w:val="false"/>
+                <w:i w:val="false"/>
+                <w:iCs w:val="false"/>
+              </w:rPr>
+              <w:t xml:space="preserve">System Architecture Section 12.1</w:t>
+            </w:r>
+            <w:r>
+              <w:rPr>
+                <w:b w:val="false"/>
+                <w:bCs w:val="false"/>
+                <w:i w:val="false"/>
+                <w:iCs w:val="false"/>
+              </w:rPr>
+              <w:t xml:space="preserve">; </w:t>
             </w:r>
             <w:r>
               <w:rPr>
@@ -11057,7 +11954,25 @@
                 <w:i w:val="false"/>
                 <w:iCs w:val="false"/>
               </w:rPr>
-              <w:t xml:space="preserve">Complies. System Architecture Section 11.5; </w:t>
+              <w:t xml:space="preserve">Complies. </w:t>
+            </w:r>
+            <w:r>
+              <w:rPr>
+                <w:b w:val="false"/>
+                <w:bCs w:val="false"/>
+                <w:i w:val="false"/>
+                <w:iCs w:val="false"/>
+              </w:rPr>
+              <w:t xml:space="preserve">System Architecture Section 11.5</w:t>
+            </w:r>
+            <w:r>
+              <w:rPr>
+                <w:b w:val="false"/>
+                <w:bCs w:val="false"/>
+                <w:i w:val="false"/>
+                <w:iCs w:val="false"/>
+              </w:rPr>
+              <w:t xml:space="preserve">; </w:t>
             </w:r>
             <w:r>
               <w:rPr>
@@ -11207,7 +12122,16 @@
                 <w:i w:val="false"/>
                 <w:iCs w:val="false"/>
               </w:rPr>
-              <w:t xml:space="preserve">Complies. Preliminary Project Plan Section 3.1</w:t>
+              <w:t xml:space="preserve">Complies. </w:t>
+            </w:r>
+            <w:r>
+              <w:rPr>
+                <w:b w:val="false"/>
+                <w:bCs w:val="false"/>
+                <w:i w:val="false"/>
+                <w:iCs w:val="false"/>
+              </w:rPr>
+              <w:t xml:space="preserve">Preliminary Project Plan Section 3.1</w:t>
             </w:r>
           </w:p>
         </w:tc>
@@ -11291,7 +12215,16 @@
                 <w:i w:val="false"/>
                 <w:iCs w:val="false"/>
               </w:rPr>
-              <w:t xml:space="preserve">; Preliminary Project Plan Section 4.6</w:t>
+              <w:t xml:space="preserve">; </w:t>
+            </w:r>
+            <w:r>
+              <w:rPr>
+                <w:b w:val="false"/>
+                <w:bCs w:val="false"/>
+                <w:i w:val="false"/>
+                <w:iCs w:val="false"/>
+              </w:rPr>
+              <w:t xml:space="preserve">Preliminary Project Plan Section 4.6</w:t>
             </w:r>
           </w:p>
         </w:tc>
@@ -11519,7 +12452,25 @@
           <w:i w:val="false"/>
           <w:iCs w:val="false"/>
         </w:rPr>
-        <w:t xml:space="preserve"> [Inkript to complete with two or three references and attach the client letters. The references in Cybersecurity Risk Management Plan Section 11.3 may be used, described here by their transition and change scope.]</w:t>
+        <w:t xml:space="preserve"> [Inkript to complete with two or three references and attach the client letters. The references in </w:t>
+      </w:r>
+      <w:r>
+        <w:rPr>
+          <w:b w:val="false"/>
+          <w:bCs w:val="false"/>
+          <w:i w:val="false"/>
+          <w:iCs w:val="false"/>
+        </w:rPr>
+        <w:t xml:space="preserve">Cybersecurity Risk Management Plan Section 11.3</w:t>
+      </w:r>
+      <w:r>
+        <w:rPr>
+          <w:b w:val="false"/>
+          <w:bCs w:val="false"/>
+          <w:i w:val="false"/>
+          <w:iCs w:val="false"/>
+        </w:rPr>
+        <w:t xml:space="preserve"> may be used, described here by their transition and change scope.]</w:t>
       </w:r>
     </w:p>
     <w:tbl>
@@ -12304,5 +13255,22 @@
       <w:szCs w:val="20"/>
     </w:rPr>
   </w:style>
+  <w:style w:type="paragraph" w:styleId="TOC1">
+    <w:name w:val="toc 1"/>
+    <w:basedOn w:val="Normal"/>
+    <w:next w:val="Normal"/>
+    <w:pPr>
+      <w:spacing w:after="100"/>
+    </w:pPr>
+  </w:style>
+  <w:style w:type="paragraph" w:styleId="TOC2">
+    <w:name w:val="toc 2"/>
+    <w:basedOn w:val="Normal"/>
+    <w:next w:val="Normal"/>
+    <w:pPr>
+      <w:spacing w:after="100"/>
+      <w:ind w:left="210"/>
+    </w:pPr>
+  </w:style>
 </w:styles>
 </file>
--- a/Change-Management-Plan.docx
+++ b/Change-Management-Plan.docx
@@ -10730,7 +10730,7 @@
           <w:i w:val="false"/>
           <w:iCs w:val="false"/>
         </w:rPr>
-        <w:t xml:space="preserve">The Training and Change Management Specialist meets Section VII clause 2.4.1.11: a degree in ICT, education or human resource development, trainer certification, change management certification, Prosci preferred, and at least five years delivering ICT training to government staff, operators and technical administrators. The CV and certificates are provided with the Key Personnel forms.</w:t>
+        <w:t xml:space="preserve">The Training and Change Management Specialist holds a degree in ICT, education or human resource development and has at least five years delivering ICT training to government staff, operators and technical administrators. The CV and certificates are provided with the Key Personnel forms.</w:t>
       </w:r>
     </w:p>
     <w:p>
@@ -12429,7 +12429,7 @@
           <w:i w:val="false"/>
           <w:iCs w:val="false"/>
         </w:rPr>
-        <w:t xml:space="preserve"> The CV and certificates of the Training and Change Management Specialist, including the change management certification.</w:t>
+        <w:t xml:space="preserve"> The CV and certificates of the Training and Change Management Specialist.</w:t>
       </w:r>
     </w:p>
     <w:p>
@@ -12452,25 +12452,7 @@
           <w:i w:val="false"/>
           <w:iCs w:val="false"/>
         </w:rPr>
-        <w:t xml:space="preserve"> [Inkript to complete with two or three references and attach the client letters. The references in </w:t>
-      </w:r>
-      <w:r>
-        <w:rPr>
-          <w:b w:val="false"/>
-          <w:bCs w:val="false"/>
-          <w:i w:val="false"/>
-          <w:iCs w:val="false"/>
-        </w:rPr>
-        <w:t xml:space="preserve">Cybersecurity Risk Management Plan Section 11.3</w:t>
-      </w:r>
-      <w:r>
-        <w:rPr>
-          <w:b w:val="false"/>
-          <w:bCs w:val="false"/>
-          <w:i w:val="false"/>
-          <w:iCs w:val="false"/>
-        </w:rPr>
-        <w:t xml:space="preserve"> may be used, described here by their transition and change scope.]</w:t>
+        <w:t xml:space="preserve"> [Inkript to complete with two or three references and attach the client letters, described by their transition and change scope.]</w:t>
       </w:r>
     </w:p>
     <w:tbl>

--- a/Change-Management-Plan.docx
+++ b/Change-Management-Plan.docx
@@ -472,25 +472,6 @@
               <w:t xml:space="default">7.2 Requirements compliance matrix</w:t>
               <w:tab/>
               <w:t xml:space="default">15</w:t>
-            </w:r>
-          </w:hyperlink>
-        </w:p>
-        <w:p>
-          <w:pPr>
-            <w:pStyle w:val="TOC2"/>
-            <w:tabs>
-              <w:tab w:val="clear" w:pos="8786"/>
-              <w:tab w:val="right" w:pos="9025" w:leader="dot"/>
-            </w:tabs>
-          </w:pPr>
-          <w:hyperlink w:history="1" w:anchor="sec_7_3">
-            <w:r>
-              <w:rPr>
-                <w:rStyle w:val="IndexLink"/>
-              </w:rPr>
-              <w:t xml:space="default">7.3 Evidence of past implementation</w:t>
-              <w:tab/>
-              <w:t xml:space="default">16</w:t>
             </w:r>
           </w:hyperlink>
           <w:r>
@@ -865,9 +846,9 @@
         </w:tblBorders>
       </w:tblPr>
       <w:tblGrid>
-        <w:gridCol w:w="2074"/>
-        <w:gridCol w:w="4643"/>
-        <w:gridCol w:w="2303"/>
+        <w:gridCol w:w="2198"/>
+        <w:gridCol w:w="4523"/>
+        <w:gridCol w:w="2299"/>
       </w:tblGrid>
       <w:tr>
         <w:trPr>
@@ -875,7 +856,7 @@
         </w:trPr>
         <w:tc>
           <w:tcPr>
-            <w:tcW w:type="dxa" w:w="2074"/>
+            <w:tcW w:type="dxa" w:w="2198"/>
             <w:shd w:fill="EDEDED" w:val="clear"/>
             <w:tcMar>
               <w:top w:type="dxa" w:w="60"/>
@@ -901,7 +882,7 @@
         </w:tc>
         <w:tc>
           <w:tcPr>
-            <w:tcW w:type="dxa" w:w="4643"/>
+            <w:tcW w:type="dxa" w:w="4523"/>
             <w:shd w:fill="EDEDED" w:val="clear"/>
             <w:tcMar>
               <w:top w:type="dxa" w:w="60"/>
@@ -927,7 +908,7 @@
         </w:tc>
         <w:tc>
           <w:tcPr>
-            <w:tcW w:type="dxa" w:w="2303"/>
+            <w:tcW w:type="dxa" w:w="2299"/>
             <w:shd w:fill="EDEDED" w:val="clear"/>
             <w:tcMar>
               <w:top w:type="dxa" w:w="60"/>
@@ -955,7 +936,7 @@
       <w:tr>
         <w:tc>
           <w:tcPr>
-            <w:tcW w:type="dxa" w:w="2074"/>
+            <w:tcW w:type="dxa" w:w="2198"/>
             <w:tcMar>
               <w:top w:type="dxa" w:w="60"/>
               <w:left w:type="dxa" w:w="100"/>
@@ -980,7 +961,7 @@
         </w:tc>
         <w:tc>
           <w:tcPr>
-            <w:tcW w:type="dxa" w:w="4643"/>
+            <w:tcW w:type="dxa" w:w="4523"/>
             <w:tcMar>
               <w:top w:type="dxa" w:w="60"/>
               <w:left w:type="dxa" w:w="100"/>
@@ -1005,7 +986,7 @@
         </w:tc>
         <w:tc>
           <w:tcPr>
-            <w:tcW w:type="dxa" w:w="2303"/>
+            <w:tcW w:type="dxa" w:w="2299"/>
             <w:tcMar>
               <w:top w:type="dxa" w:w="60"/>
               <w:left w:type="dxa" w:w="100"/>
@@ -1051,7 +1032,7 @@
       <w:tr>
         <w:tc>
           <w:tcPr>
-            <w:tcW w:type="dxa" w:w="2074"/>
+            <w:tcW w:type="dxa" w:w="2198"/>
             <w:tcMar>
               <w:top w:type="dxa" w:w="60"/>
               <w:left w:type="dxa" w:w="100"/>
@@ -1076,7 +1057,7 @@
         </w:tc>
         <w:tc>
           <w:tcPr>
-            <w:tcW w:type="dxa" w:w="4643"/>
+            <w:tcW w:type="dxa" w:w="4523"/>
             <w:tcMar>
               <w:top w:type="dxa" w:w="60"/>
               <w:left w:type="dxa" w:w="100"/>
@@ -1101,7 +1082,7 @@
         </w:tc>
         <w:tc>
           <w:tcPr>
-            <w:tcW w:type="dxa" w:w="2303"/>
+            <w:tcW w:type="dxa" w:w="2299"/>
             <w:tcMar>
               <w:top w:type="dxa" w:w="60"/>
               <w:left w:type="dxa" w:w="100"/>
@@ -1147,7 +1128,7 @@
       <w:tr>
         <w:tc>
           <w:tcPr>
-            <w:tcW w:type="dxa" w:w="2074"/>
+            <w:tcW w:type="dxa" w:w="2198"/>
             <w:tcMar>
               <w:top w:type="dxa" w:w="60"/>
               <w:left w:type="dxa" w:w="100"/>
@@ -1172,7 +1153,7 @@
         </w:tc>
         <w:tc>
           <w:tcPr>
-            <w:tcW w:type="dxa" w:w="4643"/>
+            <w:tcW w:type="dxa" w:w="4523"/>
             <w:tcMar>
               <w:top w:type="dxa" w:w="60"/>
               <w:left w:type="dxa" w:w="100"/>
@@ -1197,7 +1178,7 @@
         </w:tc>
         <w:tc>
           <w:tcPr>
-            <w:tcW w:type="dxa" w:w="2303"/>
+            <w:tcW w:type="dxa" w:w="2299"/>
             <w:tcMar>
               <w:top w:type="dxa" w:w="60"/>
               <w:left w:type="dxa" w:w="100"/>
@@ -1243,7 +1224,7 @@
       <w:tr>
         <w:tc>
           <w:tcPr>
-            <w:tcW w:type="dxa" w:w="2074"/>
+            <w:tcW w:type="dxa" w:w="2198"/>
             <w:tcMar>
               <w:top w:type="dxa" w:w="60"/>
               <w:left w:type="dxa" w:w="100"/>
@@ -1268,7 +1249,7 @@
         </w:tc>
         <w:tc>
           <w:tcPr>
-            <w:tcW w:type="dxa" w:w="4643"/>
+            <w:tcW w:type="dxa" w:w="4523"/>
             <w:tcMar>
               <w:top w:type="dxa" w:w="60"/>
               <w:left w:type="dxa" w:w="100"/>
@@ -1293,7 +1274,7 @@
         </w:tc>
         <w:tc>
           <w:tcPr>
-            <w:tcW w:type="dxa" w:w="2303"/>
+            <w:tcW w:type="dxa" w:w="2299"/>
             <w:tcMar>
               <w:top w:type="dxa" w:w="60"/>
               <w:left w:type="dxa" w:w="100"/>
@@ -1339,7 +1320,7 @@
       <w:tr>
         <w:tc>
           <w:tcPr>
-            <w:tcW w:type="dxa" w:w="2074"/>
+            <w:tcW w:type="dxa" w:w="2198"/>
             <w:tcMar>
               <w:top w:type="dxa" w:w="60"/>
               <w:left w:type="dxa" w:w="100"/>
@@ -1364,7 +1345,7 @@
         </w:tc>
         <w:tc>
           <w:tcPr>
-            <w:tcW w:type="dxa" w:w="4643"/>
+            <w:tcW w:type="dxa" w:w="4523"/>
             <w:tcMar>
               <w:top w:type="dxa" w:w="60"/>
               <w:left w:type="dxa" w:w="100"/>
@@ -1389,7 +1370,7 @@
         </w:tc>
         <w:tc>
           <w:tcPr>
-            <w:tcW w:type="dxa" w:w="2303"/>
+            <w:tcW w:type="dxa" w:w="2299"/>
             <w:tcMar>
               <w:top w:type="dxa" w:w="60"/>
               <w:left w:type="dxa" w:w="100"/>
@@ -1421,89 +1402,7 @@
       <w:tr>
         <w:tc>
           <w:tcPr>
-            <w:tcW w:type="dxa" w:w="2074"/>
-            <w:tcMar>
-              <w:top w:type="dxa" w:w="60"/>
-              <w:left w:type="dxa" w:w="100"/>
-              <w:bottom w:type="dxa" w:w="60"/>
-              <w:right w:type="dxa" w:w="100"/>
-            </w:tcMar>
-          </w:tcPr>
-          <w:p>
-            <w:pPr>
-              <w:spacing w:after="0" w:before="0"/>
-            </w:pPr>
-            <w:r>
-              <w:rPr>
-                <w:b w:val="false"/>
-                <w:bCs w:val="false"/>
-                <w:i w:val="false"/>
-                <w:iCs w:val="false"/>
-              </w:rPr>
-              <w:t xml:space="preserve"/>
-            </w:r>
-          </w:p>
-        </w:tc>
-        <w:tc>
-          <w:tcPr>
-            <w:tcW w:type="dxa" w:w="4643"/>
-            <w:tcMar>
-              <w:top w:type="dxa" w:w="60"/>
-              <w:left w:type="dxa" w:w="100"/>
-              <w:bottom w:type="dxa" w:w="60"/>
-              <w:right w:type="dxa" w:w="100"/>
-            </w:tcMar>
-          </w:tcPr>
-          <w:p>
-            <w:pPr>
-              <w:spacing w:after="0" w:before="0"/>
-            </w:pPr>
-            <w:r>
-              <w:rPr>
-                <w:b w:val="false"/>
-                <w:bCs w:val="false"/>
-                <w:i w:val="false"/>
-                <w:iCs w:val="false"/>
-              </w:rPr>
-              <w:t xml:space="preserve">Evidence of past implementation</w:t>
-            </w:r>
-          </w:p>
-        </w:tc>
-        <w:tc>
-          <w:tcPr>
-            <w:tcW w:type="dxa" w:w="2303"/>
-            <w:tcMar>
-              <w:top w:type="dxa" w:w="60"/>
-              <w:left w:type="dxa" w:w="100"/>
-              <w:bottom w:type="dxa" w:w="60"/>
-              <w:right w:type="dxa" w:w="100"/>
-            </w:tcMar>
-          </w:tcPr>
-          <w:p>
-            <w:pPr>
-              <w:spacing w:after="0" w:before="0"/>
-            </w:pPr>
-            <w:r>
-              <w:rPr>
-                <w:b w:val="false"/>
-                <w:bCs w:val="false"/>
-                <w:i w:val="false"/>
-                <w:iCs w:val="false"/>
-              </w:rPr>
-              <w:t xml:space="preserve">Section </w:t>
-            </w:r>
-            <w:fldSimple w:instr="REF sec_7_3 \w \h">
-              <w:r>
-                <w:t xml:space="preserve">7.3</w:t>
-              </w:r>
-            </w:fldSimple>
-          </w:p>
-        </w:tc>
-      </w:tr>
-      <w:tr>
-        <w:tc>
-          <w:tcPr>
-            <w:tcW w:type="dxa" w:w="2074"/>
+            <w:tcW w:type="dxa" w:w="2198"/>
             <w:tcMar>
               <w:top w:type="dxa" w:w="60"/>
               <w:left w:type="dxa" w:w="100"/>
@@ -1528,7 +1427,7 @@
         </w:tc>
         <w:tc>
           <w:tcPr>
-            <w:tcW w:type="dxa" w:w="4643"/>
+            <w:tcW w:type="dxa" w:w="4523"/>
             <w:tcMar>
               <w:top w:type="dxa" w:w="60"/>
               <w:left w:type="dxa" w:w="100"/>
@@ -1553,7 +1452,7 @@
         </w:tc>
         <w:tc>
           <w:tcPr>
-            <w:tcW w:type="dxa" w:w="2303"/>
+            <w:tcW w:type="dxa" w:w="2299"/>
             <w:tcMar>
               <w:top w:type="dxa" w:w="60"/>
               <w:left w:type="dxa" w:w="100"/>
@@ -1585,7 +1484,7 @@
       <w:tr>
         <w:tc>
           <w:tcPr>
-            <w:tcW w:type="dxa" w:w="2074"/>
+            <w:tcW w:type="dxa" w:w="2198"/>
             <w:tcMar>
               <w:top w:type="dxa" w:w="60"/>
               <w:left w:type="dxa" w:w="100"/>
@@ -1610,7 +1509,7 @@
         </w:tc>
         <w:tc>
           <w:tcPr>
-            <w:tcW w:type="dxa" w:w="4643"/>
+            <w:tcW w:type="dxa" w:w="4523"/>
             <w:tcMar>
               <w:top w:type="dxa" w:w="60"/>
               <w:left w:type="dxa" w:w="100"/>
@@ -1635,7 +1534,7 @@
         </w:tc>
         <w:tc>
           <w:tcPr>
-            <w:tcW w:type="dxa" w:w="2303"/>
+            <w:tcW w:type="dxa" w:w="2299"/>
             <w:tcMar>
               <w:top w:type="dxa" w:w="60"/>
               <w:left w:type="dxa" w:w="100"/>
@@ -1681,7 +1580,7 @@
       <w:tr>
         <w:tc>
           <w:tcPr>
-            <w:tcW w:type="dxa" w:w="2074"/>
+            <w:tcW w:type="dxa" w:w="2198"/>
             <w:tcMar>
               <w:top w:type="dxa" w:w="60"/>
               <w:left w:type="dxa" w:w="100"/>
@@ -1706,7 +1605,7 @@
         </w:tc>
         <w:tc>
           <w:tcPr>
-            <w:tcW w:type="dxa" w:w="4643"/>
+            <w:tcW w:type="dxa" w:w="4523"/>
             <w:tcMar>
               <w:top w:type="dxa" w:w="60"/>
               <w:left w:type="dxa" w:w="100"/>
@@ -1731,7 +1630,7 @@
         </w:tc>
         <w:tc>
           <w:tcPr>
-            <w:tcW w:type="dxa" w:w="2303"/>
+            <w:tcW w:type="dxa" w:w="2299"/>
             <w:tcMar>
               <w:top w:type="dxa" w:w="60"/>
               <w:left w:type="dxa" w:w="100"/>
@@ -1763,7 +1662,7 @@
       <w:tr>
         <w:tc>
           <w:tcPr>
-            <w:tcW w:type="dxa" w:w="2074"/>
+            <w:tcW w:type="dxa" w:w="2198"/>
             <w:tcMar>
               <w:top w:type="dxa" w:w="60"/>
               <w:left w:type="dxa" w:w="100"/>
@@ -1788,7 +1687,7 @@
         </w:tc>
         <w:tc>
           <w:tcPr>
-            <w:tcW w:type="dxa" w:w="4643"/>
+            <w:tcW w:type="dxa" w:w="4523"/>
             <w:tcMar>
               <w:top w:type="dxa" w:w="60"/>
               <w:left w:type="dxa" w:w="100"/>
@@ -1813,7 +1712,7 @@
         </w:tc>
         <w:tc>
           <w:tcPr>
-            <w:tcW w:type="dxa" w:w="2303"/>
+            <w:tcW w:type="dxa" w:w="2299"/>
             <w:tcMar>
               <w:top w:type="dxa" w:w="60"/>
               <w:left w:type="dxa" w:w="100"/>
@@ -1845,7 +1744,7 @@
       <w:tr>
         <w:tc>
           <w:tcPr>
-            <w:tcW w:type="dxa" w:w="2074"/>
+            <w:tcW w:type="dxa" w:w="2198"/>
             <w:tcMar>
               <w:top w:type="dxa" w:w="60"/>
               <w:left w:type="dxa" w:w="100"/>
@@ -1870,7 +1769,7 @@
         </w:tc>
         <w:tc>
           <w:tcPr>
-            <w:tcW w:type="dxa" w:w="4643"/>
+            <w:tcW w:type="dxa" w:w="4523"/>
             <w:tcMar>
               <w:top w:type="dxa" w:w="60"/>
               <w:left w:type="dxa" w:w="100"/>
@@ -1895,7 +1794,7 @@
         </w:tc>
         <w:tc>
           <w:tcPr>
-            <w:tcW w:type="dxa" w:w="2303"/>
+            <w:tcW w:type="dxa" w:w="2299"/>
             <w:tcMar>
               <w:top w:type="dxa" w:w="60"/>
               <w:left w:type="dxa" w:w="100"/>
@@ -1927,7 +1826,7 @@
       <w:tr>
         <w:tc>
           <w:tcPr>
-            <w:tcW w:type="dxa" w:w="2074"/>
+            <w:tcW w:type="dxa" w:w="2198"/>
             <w:tcMar>
               <w:top w:type="dxa" w:w="60"/>
               <w:left w:type="dxa" w:w="100"/>
@@ -1952,7 +1851,7 @@
         </w:tc>
         <w:tc>
           <w:tcPr>
-            <w:tcW w:type="dxa" w:w="4643"/>
+            <w:tcW w:type="dxa" w:w="4523"/>
             <w:tcMar>
               <w:top w:type="dxa" w:w="60"/>
               <w:left w:type="dxa" w:w="100"/>
@@ -1977,7 +1876,7 @@
         </w:tc>
         <w:tc>
           <w:tcPr>
-            <w:tcW w:type="dxa" w:w="2303"/>
+            <w:tcW w:type="dxa" w:w="2299"/>
             <w:tcMar>
               <w:top w:type="dxa" w:w="60"/>
               <w:left w:type="dxa" w:w="100"/>
@@ -5217,7 +5116,7 @@
           <w:i w:val="false"/>
           <w:iCs w:val="false"/>
         </w:rPr>
-        <w:t xml:space="preserve"> NRB leads communication with its own staff, with the registration and ordering offices and with the public, and decides when live production is announced. Inkript provides the content and briefings NRB needs, and takes part in stakeholder engagement when asked, under GCC 9.13. Inkript keeps NRB management and the NRIS team informed through the project bodies in </w:t>
+        <w:t xml:space="preserve"> NRB leads communication with its own staff, with the registration and ordering offices and with the public, and decides when live production is announced. The Supplier provides the content and briefings NRB needs, and takes part in stakeholder engagement when asked, under GCC 9.13. The Supplier keeps NRB management and the NRIS team informed through the project bodies in </w:t>
       </w:r>
       <w:r>
         <w:rPr>
@@ -8082,10 +7981,10 @@
         </w:tblBorders>
       </w:tblPr>
       <w:tblGrid>
-        <w:gridCol w:w="2634"/>
+        <w:gridCol w:w="2629"/>
         <w:gridCol w:w="1450"/>
-        <w:gridCol w:w="3597"/>
-        <w:gridCol w:w="1339"/>
+        <w:gridCol w:w="3600"/>
+        <w:gridCol w:w="1341"/>
       </w:tblGrid>
       <w:tr>
         <w:trPr>
@@ -8093,7 +7992,7 @@
         </w:trPr>
         <w:tc>
           <w:tcPr>
-            <w:tcW w:type="dxa" w:w="2634"/>
+            <w:tcW w:type="dxa" w:w="2629"/>
             <w:shd w:fill="EDEDED" w:val="clear"/>
             <w:tcMar>
               <w:top w:type="dxa" w:w="60"/>
@@ -8145,7 +8044,7 @@
         </w:tc>
         <w:tc>
           <w:tcPr>
-            <w:tcW w:type="dxa" w:w="3597"/>
+            <w:tcW w:type="dxa" w:w="3600"/>
             <w:shd w:fill="EDEDED" w:val="clear"/>
             <w:tcMar>
               <w:top w:type="dxa" w:w="60"/>
@@ -8171,7 +8070,7 @@
         </w:tc>
         <w:tc>
           <w:tcPr>
-            <w:tcW w:type="dxa" w:w="1339"/>
+            <w:tcW w:type="dxa" w:w="1341"/>
             <w:shd w:fill="EDEDED" w:val="clear"/>
             <w:tcMar>
               <w:top w:type="dxa" w:w="60"/>
@@ -8199,7 +8098,7 @@
       <w:tr>
         <w:tc>
           <w:tcPr>
-            <w:tcW w:type="dxa" w:w="2634"/>
+            <w:tcW w:type="dxa" w:w="2629"/>
             <w:tcMar>
               <w:top w:type="dxa" w:w="60"/>
               <w:left w:type="dxa" w:w="100"/>
@@ -8258,7 +8157,7 @@
         </w:tc>
         <w:tc>
           <w:tcPr>
-            <w:tcW w:type="dxa" w:w="3597"/>
+            <w:tcW w:type="dxa" w:w="3600"/>
             <w:tcMar>
               <w:top w:type="dxa" w:w="60"/>
               <w:left w:type="dxa" w:w="100"/>
@@ -8283,26 +8182,26 @@
         </w:tc>
         <w:tc>
           <w:tcPr>
-            <w:tcW w:type="dxa" w:w="1339"/>
-            <w:tcMar>
-              <w:top w:type="dxa" w:w="60"/>
-              <w:left w:type="dxa" w:w="100"/>
-              <w:bottom w:type="dxa" w:w="60"/>
-              <w:right w:type="dxa" w:w="100"/>
-            </w:tcMar>
-          </w:tcPr>
-          <w:p>
-            <w:pPr>
-              <w:spacing w:after="0" w:before="0"/>
-            </w:pPr>
-            <w:r>
-              <w:rPr>
-                <w:b w:val="false"/>
-                <w:bCs w:val="false"/>
-                <w:i w:val="false"/>
-                <w:iCs w:val="false"/>
-              </w:rPr>
-              <w:t xml:space="preserve">NRB, with Inkript</w:t>
+            <w:tcW w:type="dxa" w:w="1341"/>
+            <w:tcMar>
+              <w:top w:type="dxa" w:w="60"/>
+              <w:left w:type="dxa" w:w="100"/>
+              <w:bottom w:type="dxa" w:w="60"/>
+              <w:right w:type="dxa" w:w="100"/>
+            </w:tcMar>
+          </w:tcPr>
+          <w:p>
+            <w:pPr>
+              <w:spacing w:after="0" w:before="0"/>
+            </w:pPr>
+            <w:r>
+              <w:rPr>
+                <w:b w:val="false"/>
+                <w:bCs w:val="false"/>
+                <w:i w:val="false"/>
+                <w:iCs w:val="false"/>
+              </w:rPr>
+              <w:t xml:space="preserve">NRB, with the Supplier</w:t>
             </w:r>
           </w:p>
         </w:tc>
@@ -8310,7 +8209,7 @@
       <w:tr>
         <w:tc>
           <w:tcPr>
-            <w:tcW w:type="dxa" w:w="2634"/>
+            <w:tcW w:type="dxa" w:w="2629"/>
             <w:tcMar>
               <w:top w:type="dxa" w:w="60"/>
               <w:left w:type="dxa" w:w="100"/>
@@ -8369,7 +8268,7 @@
         </w:tc>
         <w:tc>
           <w:tcPr>
-            <w:tcW w:type="dxa" w:w="3597"/>
+            <w:tcW w:type="dxa" w:w="3600"/>
             <w:tcMar>
               <w:top w:type="dxa" w:w="60"/>
               <w:left w:type="dxa" w:w="100"/>
@@ -8394,26 +8293,26 @@
         </w:tc>
         <w:tc>
           <w:tcPr>
-            <w:tcW w:type="dxa" w:w="1339"/>
-            <w:tcMar>
-              <w:top w:type="dxa" w:w="60"/>
-              <w:left w:type="dxa" w:w="100"/>
-              <w:bottom w:type="dxa" w:w="60"/>
-              <w:right w:type="dxa" w:w="100"/>
-            </w:tcMar>
-          </w:tcPr>
-          <w:p>
-            <w:pPr>
-              <w:spacing w:after="0" w:before="0"/>
-            </w:pPr>
-            <w:r>
-              <w:rPr>
-                <w:b w:val="false"/>
-                <w:bCs w:val="false"/>
-                <w:i w:val="false"/>
-                <w:iCs w:val="false"/>
-              </w:rPr>
-              <w:t xml:space="preserve">NRB, with Inkript</w:t>
+            <w:tcW w:type="dxa" w:w="1341"/>
+            <w:tcMar>
+              <w:top w:type="dxa" w:w="60"/>
+              <w:left w:type="dxa" w:w="100"/>
+              <w:bottom w:type="dxa" w:w="60"/>
+              <w:right w:type="dxa" w:w="100"/>
+            </w:tcMar>
+          </w:tcPr>
+          <w:p>
+            <w:pPr>
+              <w:spacing w:after="0" w:before="0"/>
+            </w:pPr>
+            <w:r>
+              <w:rPr>
+                <w:b w:val="false"/>
+                <w:bCs w:val="false"/>
+                <w:i w:val="false"/>
+                <w:iCs w:val="false"/>
+              </w:rPr>
+              <w:t xml:space="preserve">NRB, with the Supplier</w:t>
             </w:r>
           </w:p>
         </w:tc>
@@ -8421,7 +8320,7 @@
       <w:tr>
         <w:tc>
           <w:tcPr>
-            <w:tcW w:type="dxa" w:w="2634"/>
+            <w:tcW w:type="dxa" w:w="2629"/>
             <w:tcMar>
               <w:top w:type="dxa" w:w="60"/>
               <w:left w:type="dxa" w:w="100"/>
@@ -8480,7 +8379,7 @@
         </w:tc>
         <w:tc>
           <w:tcPr>
-            <w:tcW w:type="dxa" w:w="3597"/>
+            <w:tcW w:type="dxa" w:w="3600"/>
             <w:tcMar>
               <w:top w:type="dxa" w:w="60"/>
               <w:left w:type="dxa" w:w="100"/>
@@ -8505,26 +8404,26 @@
         </w:tc>
         <w:tc>
           <w:tcPr>
-            <w:tcW w:type="dxa" w:w="1339"/>
-            <w:tcMar>
-              <w:top w:type="dxa" w:w="60"/>
-              <w:left w:type="dxa" w:w="100"/>
-              <w:bottom w:type="dxa" w:w="60"/>
-              <w:right w:type="dxa" w:w="100"/>
-            </w:tcMar>
-          </w:tcPr>
-          <w:p>
-            <w:pPr>
-              <w:spacing w:after="0" w:before="0"/>
-            </w:pPr>
-            <w:r>
-              <w:rPr>
-                <w:b w:val="false"/>
-                <w:bCs w:val="false"/>
-                <w:i w:val="false"/>
-                <w:iCs w:val="false"/>
-              </w:rPr>
-              <w:t xml:space="preserve">NRB operations manager, with Inkript</w:t>
+            <w:tcW w:type="dxa" w:w="1341"/>
+            <w:tcMar>
+              <w:top w:type="dxa" w:w="60"/>
+              <w:left w:type="dxa" w:w="100"/>
+              <w:bottom w:type="dxa" w:w="60"/>
+              <w:right w:type="dxa" w:w="100"/>
+            </w:tcMar>
+          </w:tcPr>
+          <w:p>
+            <w:pPr>
+              <w:spacing w:after="0" w:before="0"/>
+            </w:pPr>
+            <w:r>
+              <w:rPr>
+                <w:b w:val="false"/>
+                <w:bCs w:val="false"/>
+                <w:i w:val="false"/>
+                <w:iCs w:val="false"/>
+              </w:rPr>
+              <w:t xml:space="preserve">NRB operations manager, with the Supplier</w:t>
             </w:r>
           </w:p>
         </w:tc>
@@ -8532,7 +8431,7 @@
       <w:tr>
         <w:tc>
           <w:tcPr>
-            <w:tcW w:type="dxa" w:w="2634"/>
+            <w:tcW w:type="dxa" w:w="2629"/>
             <w:tcMar>
               <w:top w:type="dxa" w:w="60"/>
               <w:left w:type="dxa" w:w="100"/>
@@ -8591,7 +8490,7 @@
         </w:tc>
         <w:tc>
           <w:tcPr>
-            <w:tcW w:type="dxa" w:w="3597"/>
+            <w:tcW w:type="dxa" w:w="3600"/>
             <w:tcMar>
               <w:top w:type="dxa" w:w="60"/>
               <w:left w:type="dxa" w:w="100"/>
@@ -8639,7 +8538,7 @@
         </w:tc>
         <w:tc>
           <w:tcPr>
-            <w:tcW w:type="dxa" w:w="1339"/>
+            <w:tcW w:type="dxa" w:w="1341"/>
             <w:tcMar>
               <w:top w:type="dxa" w:w="60"/>
               <w:left w:type="dxa" w:w="100"/>
@@ -11295,7 +11194,7 @@
           <w:i w:val="false"/>
           <w:iCs w:val="false"/>
         </w:rPr>
-        <w:t xml:space="preserve">Inkript confirms that, if awarded the Contract, it will:</w:t>
+        <w:t xml:space="preserve">The Proposer confirms that, if awarded the Contract, it will:</w:t>
       </w:r>
     </w:p>
     <w:p>
@@ -12376,413 +12275,6 @@
                 <w:t xml:space="preserve">5.3</w:t>
               </w:r>
             </w:fldSimple>
-          </w:p>
-        </w:tc>
-      </w:tr>
-    </w:tbl>
-    <w:p>
-      <w:pPr>
-        <w:spacing w:after="140"/>
-      </w:pPr>
-    </w:p>
-    <w:p>
-      <w:pPr>
-        <w:pStyle w:val="Heading2"/>
-        <w:numPr>
-          <w:ilvl w:val="1"/>
-          <w:numId w:val="2"/>
-        </w:numPr>
-        <w:spacing w:after="140" w:before="260"/>
-      </w:pPr>
-      <w:r>
-        <w:t xml:space="preserve">E</w:t>
-      </w:r>
-      <w:bookmarkStart w:name="sec_7_3" w:id="1"/>
-      <w:r>
-        <w:rPr>
-          <w:b w:val="false"/>
-          <w:bCs w:val="false"/>
-          <w:i w:val="false"/>
-          <w:iCs w:val="false"/>
-        </w:rPr>
-        <w:t xml:space="preserve">vidence of past implementation</w:t>
-      </w:r>
-      <w:bookmarkEnd w:id="1"/>
-    </w:p>
-    <w:p>
-      <w:pPr>
-        <w:spacing w:after="140" w:line="276"/>
-      </w:pPr>
-      <w:r>
-        <w:rPr>
-          <w:b/>
-          <w:bCs/>
-          <w:i w:val="false"/>
-          <w:iCs w:val="false"/>
-        </w:rPr>
-        <w:t xml:space="preserve">Attached to the Technical Proposal.</w:t>
-      </w:r>
-      <w:r>
-        <w:rPr>
-          <w:b w:val="false"/>
-          <w:bCs w:val="false"/>
-          <w:i w:val="false"/>
-          <w:iCs w:val="false"/>
-        </w:rPr>
-        <w:t xml:space="preserve"> The CV and certificates of the Training and Change Management Specialist.</w:t>
-      </w:r>
-    </w:p>
-    <w:p>
-      <w:pPr>
-        <w:spacing w:after="140" w:line="276"/>
-      </w:pPr>
-      <w:r>
-        <w:rPr>
-          <w:b/>
-          <w:bCs/>
-          <w:i w:val="false"/>
-          <w:iCs w:val="false"/>
-        </w:rPr>
-        <w:t xml:space="preserve">Past implementation.</w:t>
-      </w:r>
-      <w:r>
-        <w:rPr>
-          <w:b w:val="false"/>
-          <w:bCs w:val="false"/>
-          <w:i w:val="false"/>
-          <w:iCs w:val="false"/>
-        </w:rPr>
-        <w:t xml:space="preserve"> [Inkript to complete with two or three references and attach the client letters, described by their transition and change scope.]</w:t>
-      </w:r>
-    </w:p>
-    <w:tbl>
-      <w:tblPr>
-        <w:tblW w:type="dxa" w:w="9020"/>
-        <w:tblBorders>
-          <w:top w:val="single" w:color="auto" w:sz="4"/>
-          <w:left w:val="single" w:color="auto" w:sz="4"/>
-          <w:bottom w:val="single" w:color="auto" w:sz="4"/>
-          <w:right w:val="single" w:color="auto" w:sz="4"/>
-          <w:insideH w:val="single" w:color="auto" w:sz="4"/>
-          <w:insideV w:val="single" w:color="auto" w:sz="4"/>
-        </w:tblBorders>
-      </w:tblPr>
-      <w:tblGrid>
-        <w:gridCol w:w="2015"/>
-        <w:gridCol w:w="5884"/>
-        <w:gridCol w:w="1121"/>
-      </w:tblGrid>
-      <w:tr>
-        <w:trPr>
-          <w:tblHeader/>
-        </w:trPr>
-        <w:tc>
-          <w:tcPr>
-            <w:tcW w:type="dxa" w:w="2015"/>
-            <w:shd w:fill="EDEDED" w:val="clear"/>
-            <w:tcMar>
-              <w:top w:type="dxa" w:w="60"/>
-              <w:left w:type="dxa" w:w="100"/>
-              <w:bottom w:type="dxa" w:w="60"/>
-              <w:right w:type="dxa" w:w="100"/>
-            </w:tcMar>
-          </w:tcPr>
-          <w:p>
-            <w:pPr>
-              <w:spacing w:after="0" w:before="0"/>
-            </w:pPr>
-            <w:r>
-              <w:rPr>
-                <w:b/>
-                <w:bCs/>
-                <w:i w:val="false"/>
-                <w:iCs w:val="false"/>
-              </w:rPr>
-              <w:t xml:space="preserve">Project, client, country and period</w:t>
-            </w:r>
-          </w:p>
-        </w:tc>
-        <w:tc>
-          <w:tcPr>
-            <w:tcW w:type="dxa" w:w="5884"/>
-            <w:shd w:fill="EDEDED" w:val="clear"/>
-            <w:tcMar>
-              <w:top w:type="dxa" w:w="60"/>
-              <w:left w:type="dxa" w:w="100"/>
-              <w:bottom w:type="dxa" w:w="60"/>
-              <w:right w:type="dxa" w:w="100"/>
-            </w:tcMar>
-          </w:tcPr>
-          <w:p>
-            <w:pPr>
-              <w:spacing w:after="0" w:before="0"/>
-            </w:pPr>
-            <w:r>
-              <w:rPr>
-                <w:b/>
-                <w:bCs/>
-                <w:i w:val="false"/>
-                <w:iCs w:val="false"/>
-              </w:rPr>
-              <w:t xml:space="preserve">Transition and change scope comparable to this Contract</w:t>
-            </w:r>
-          </w:p>
-        </w:tc>
-        <w:tc>
-          <w:tcPr>
-            <w:tcW w:type="dxa" w:w="1121"/>
-            <w:shd w:fill="EDEDED" w:val="clear"/>
-            <w:tcMar>
-              <w:top w:type="dxa" w:w="60"/>
-              <w:left w:type="dxa" w:w="100"/>
-              <w:bottom w:type="dxa" w:w="60"/>
-              <w:right w:type="dxa" w:w="100"/>
-            </w:tcMar>
-          </w:tcPr>
-          <w:p>
-            <w:pPr>
-              <w:spacing w:after="0" w:before="0"/>
-            </w:pPr>
-            <w:r>
-              <w:rPr>
-                <w:b/>
-                <w:bCs/>
-                <w:i w:val="false"/>
-                <w:iCs w:val="false"/>
-              </w:rPr>
-              <w:t xml:space="preserve">Evidence attached</w:t>
-            </w:r>
-          </w:p>
-        </w:tc>
-      </w:tr>
-      <w:tr>
-        <w:tc>
-          <w:tcPr>
-            <w:tcW w:type="dxa" w:w="2015"/>
-            <w:tcMar>
-              <w:top w:type="dxa" w:w="60"/>
-              <w:left w:type="dxa" w:w="100"/>
-              <w:bottom w:type="dxa" w:w="60"/>
-              <w:right w:type="dxa" w:w="100"/>
-            </w:tcMar>
-          </w:tcPr>
-          <w:p>
-            <w:pPr>
-              <w:spacing w:after="0" w:before="0"/>
-            </w:pPr>
-            <w:r>
-              <w:rPr>
-                <w:b w:val="false"/>
-                <w:bCs w:val="false"/>
-                <w:i w:val="false"/>
-                <w:iCs w:val="false"/>
-              </w:rPr>
-              <w:t xml:space="preserve">[Reference 1]</w:t>
-            </w:r>
-          </w:p>
-        </w:tc>
-        <w:tc>
-          <w:tcPr>
-            <w:tcW w:type="dxa" w:w="5884"/>
-            <w:tcMar>
-              <w:top w:type="dxa" w:w="60"/>
-              <w:left w:type="dxa" w:w="100"/>
-              <w:bottom w:type="dxa" w:w="60"/>
-              <w:right w:type="dxa" w:w="100"/>
-            </w:tcMar>
-          </w:tcPr>
-          <w:p>
-            <w:pPr>
-              <w:spacing w:after="0" w:before="0"/>
-            </w:pPr>
-            <w:r>
-              <w:rPr>
-                <w:b w:val="false"/>
-                <w:bCs w:val="false"/>
-                <w:i w:val="false"/>
-                <w:iCs w:val="false"/>
-              </w:rPr>
-              <w:t xml:space="preserve">[For example: cutover from a legacy issuance process, operator and administrator training, handover of operation to a government agency, change control in operation]</w:t>
-            </w:r>
-          </w:p>
-        </w:tc>
-        <w:tc>
-          <w:tcPr>
-            <w:tcW w:type="dxa" w:w="1121"/>
-            <w:tcMar>
-              <w:top w:type="dxa" w:w="60"/>
-              <w:left w:type="dxa" w:w="100"/>
-              <w:bottom w:type="dxa" w:w="60"/>
-              <w:right w:type="dxa" w:w="100"/>
-            </w:tcMar>
-          </w:tcPr>
-          <w:p>
-            <w:pPr>
-              <w:spacing w:after="0" w:before="0"/>
-            </w:pPr>
-            <w:r>
-              <w:rPr>
-                <w:b w:val="false"/>
-                <w:bCs w:val="false"/>
-                <w:i w:val="false"/>
-                <w:iCs w:val="false"/>
-              </w:rPr>
-              <w:t xml:space="preserve">[Client letter]</w:t>
-            </w:r>
-          </w:p>
-        </w:tc>
-      </w:tr>
-      <w:tr>
-        <w:tc>
-          <w:tcPr>
-            <w:tcW w:type="dxa" w:w="2015"/>
-            <w:tcMar>
-              <w:top w:type="dxa" w:w="60"/>
-              <w:left w:type="dxa" w:w="100"/>
-              <w:bottom w:type="dxa" w:w="60"/>
-              <w:right w:type="dxa" w:w="100"/>
-            </w:tcMar>
-          </w:tcPr>
-          <w:p>
-            <w:pPr>
-              <w:spacing w:after="0" w:before="0"/>
-            </w:pPr>
-            <w:r>
-              <w:rPr>
-                <w:b w:val="false"/>
-                <w:bCs w:val="false"/>
-                <w:i w:val="false"/>
-                <w:iCs w:val="false"/>
-              </w:rPr>
-              <w:t xml:space="preserve">[Reference 2]</w:t>
-            </w:r>
-          </w:p>
-        </w:tc>
-        <w:tc>
-          <w:tcPr>
-            <w:tcW w:type="dxa" w:w="5884"/>
-            <w:tcMar>
-              <w:top w:type="dxa" w:w="60"/>
-              <w:left w:type="dxa" w:w="100"/>
-              <w:bottom w:type="dxa" w:w="60"/>
-              <w:right w:type="dxa" w:w="100"/>
-            </w:tcMar>
-          </w:tcPr>
-          <w:p>
-            <w:pPr>
-              <w:spacing w:after="0" w:before="0"/>
-            </w:pPr>
-            <w:r>
-              <w:rPr>
-                <w:b w:val="false"/>
-                <w:bCs w:val="false"/>
-                <w:i w:val="false"/>
-                <w:iCs w:val="false"/>
-              </w:rPr>
-              <w:t xml:space="preserve"/>
-            </w:r>
-          </w:p>
-        </w:tc>
-        <w:tc>
-          <w:tcPr>
-            <w:tcW w:type="dxa" w:w="1121"/>
-            <w:tcMar>
-              <w:top w:type="dxa" w:w="60"/>
-              <w:left w:type="dxa" w:w="100"/>
-              <w:bottom w:type="dxa" w:w="60"/>
-              <w:right w:type="dxa" w:w="100"/>
-            </w:tcMar>
-          </w:tcPr>
-          <w:p>
-            <w:pPr>
-              <w:spacing w:after="0" w:before="0"/>
-            </w:pPr>
-            <w:r>
-              <w:rPr>
-                <w:b w:val="false"/>
-                <w:bCs w:val="false"/>
-                <w:i w:val="false"/>
-                <w:iCs w:val="false"/>
-              </w:rPr>
-              <w:t xml:space="preserve"/>
-            </w:r>
-          </w:p>
-        </w:tc>
-      </w:tr>
-      <w:tr>
-        <w:tc>
-          <w:tcPr>
-            <w:tcW w:type="dxa" w:w="2015"/>
-            <w:tcMar>
-              <w:top w:type="dxa" w:w="60"/>
-              <w:left w:type="dxa" w:w="100"/>
-              <w:bottom w:type="dxa" w:w="60"/>
-              <w:right w:type="dxa" w:w="100"/>
-            </w:tcMar>
-          </w:tcPr>
-          <w:p>
-            <w:pPr>
-              <w:spacing w:after="0" w:before="0"/>
-            </w:pPr>
-            <w:r>
-              <w:rPr>
-                <w:b w:val="false"/>
-                <w:bCs w:val="false"/>
-                <w:i w:val="false"/>
-                <w:iCs w:val="false"/>
-              </w:rPr>
-              <w:t xml:space="preserve">[Reference 3]</w:t>
-            </w:r>
-          </w:p>
-        </w:tc>
-        <w:tc>
-          <w:tcPr>
-            <w:tcW w:type="dxa" w:w="5884"/>
-            <w:tcMar>
-              <w:top w:type="dxa" w:w="60"/>
-              <w:left w:type="dxa" w:w="100"/>
-              <w:bottom w:type="dxa" w:w="60"/>
-              <w:right w:type="dxa" w:w="100"/>
-            </w:tcMar>
-          </w:tcPr>
-          <w:p>
-            <w:pPr>
-              <w:spacing w:after="0" w:before="0"/>
-            </w:pPr>
-            <w:r>
-              <w:rPr>
-                <w:b w:val="false"/>
-                <w:bCs w:val="false"/>
-                <w:i w:val="false"/>
-                <w:iCs w:val="false"/>
-              </w:rPr>
-              <w:t xml:space="preserve"/>
-            </w:r>
-          </w:p>
-        </w:tc>
-        <w:tc>
-          <w:tcPr>
-            <w:tcW w:type="dxa" w:w="1121"/>
-            <w:tcMar>
-              <w:top w:type="dxa" w:w="60"/>
-              <w:left w:type="dxa" w:w="100"/>
-              <w:bottom w:type="dxa" w:w="60"/>
-              <w:right w:type="dxa" w:w="100"/>
-            </w:tcMar>
-          </w:tcPr>
-          <w:p>
-            <w:pPr>
-              <w:spacing w:after="0" w:before="0"/>
-            </w:pPr>
-            <w:r>
-              <w:rPr>
-                <w:b w:val="false"/>
-                <w:bCs w:val="false"/>
-                <w:i w:val="false"/>
-                <w:iCs w:val="false"/>
-              </w:rPr>
-              <w:t xml:space="preserve"/>
-            </w:r>
           </w:p>
         </w:tc>
       </w:tr>
